--- a/t05_s1.docx
+++ b/t05_s1.docx
@@ -3,2168 +3,1698 @@
 <w:document xmlns:wpc="http://schemas.microsoft.com/office/word/2010/wordprocessingCanvas" xmlns:mo="http://schemas.microsoft.com/office/mac/office/2008/main" xmlns:mc="http://schemas.openxmlformats.org/markup-compatibility/2006" xmlns:mv="urn:schemas-microsoft-com:mac:vml" xmlns:o="urn:schemas-microsoft-com:office:office" xmlns:r="http://schemas.openxmlformats.org/officeDocument/2006/relationships" xmlns:m="http://schemas.openxmlformats.org/officeDocument/2006/math" xmlns:v="urn:schemas-microsoft-com:vml" xmlns:wp14="http://schemas.microsoft.com/office/word/2010/wordprocessingDrawing" xmlns:wp="http://schemas.openxmlformats.org/drawingml/2006/wordprocessingDrawing" xmlns:w10="urn:schemas-microsoft-com:office:word" xmlns:w="http://schemas.openxmlformats.org/wordprocessingml/2006/main" xmlns:w14="http://schemas.microsoft.com/office/word/2010/wordml" xmlns:wpg="http://schemas.microsoft.com/office/word/2010/wordprocessingGroup" xmlns:wpi="http://schemas.microsoft.com/office/word/2010/wordprocessingInk" xmlns:wne="http://schemas.microsoft.com/office/word/2006/wordml" xmlns:wps="http://schemas.microsoft.com/office/word/2010/wordprocessingShape" mc:Ignorable="w14 wp14">
   <w:body>
     <w:p>
-      <w:pPr>
-        <w:spacing w:after="20" w:before="120"/>
-      </w:pPr>
-      <w:r>
-        <w:rPr>
-          <w:b/>
-          <w:sz w:val="22"/>
-        </w:rPr>
-        <w:t>Question: The most appropriate nursing intervention for a patient with epistaxis is:</w:t>
-      </w:r>
-    </w:p>
-    <w:p>
-      <w:pPr>
-        <w:spacing w:after="0" w:before="0"/>
-      </w:pPr>
-      <w:r>
-        <w:rPr>
-          <w:b w:val="0"/>
-          <w:sz w:val="22"/>
-        </w:rPr>
-        <w:t>(a) Tilt the head backwards</w:t>
-      </w:r>
-    </w:p>
-    <w:p>
-      <w:pPr>
-        <w:spacing w:after="0" w:before="0"/>
-      </w:pPr>
-      <w:r>
-        <w:rPr>
-          <w:b w:val="0"/>
-          <w:sz w:val="22"/>
-        </w:rPr>
-        <w:t>(b) Insert a cotton plug in the ear</w:t>
-      </w:r>
-    </w:p>
-    <w:p>
-      <w:pPr>
-        <w:spacing w:after="0" w:before="0"/>
-      </w:pPr>
-      <w:r>
-        <w:rPr>
-          <w:b w:val="0"/>
-          <w:sz w:val="22"/>
-        </w:rPr>
-        <w:t>(c) Apply cold pack to the feet</w:t>
-      </w:r>
-    </w:p>
-    <w:p>
-      <w:pPr>
-        <w:spacing w:after="0" w:before="0"/>
-      </w:pPr>
-      <w:r>
-        <w:rPr>
-          <w:b w:val="0"/>
-          <w:sz w:val="22"/>
-        </w:rPr>
-        <w:t>(d) Pinch the nostrils and lean forward</w:t>
-      </w:r>
-    </w:p>
-    <w:p>
-      <w:pPr>
-        <w:spacing w:after="0" w:before="40"/>
-      </w:pPr>
-      <w:r>
-        <w:rPr>
-          <w:b/>
-          <w:sz w:val="22"/>
-        </w:rPr>
-        <w:t>Answer: d</w:t>
-      </w:r>
-    </w:p>
-    <w:p>
-      <w:pPr>
-        <w:spacing w:after="0" w:before="0"/>
-      </w:pPr>
-      <w:r>
-        <w:rPr>
-          <w:b w:val="0"/>
-          <w:sz w:val="21"/>
-        </w:rPr>
-        <w:t>Solution: For epistaxis, pinch the soft part of the nostrils, lean forward and breathe through the mouth; do not tilt the head back.</w:t>
-      </w:r>
-    </w:p>
-    <w:p>
-      <w:pPr>
-        <w:spacing w:after="0" w:before="0"/>
-      </w:pPr>
-      <w:r>
-        <w:rPr>
-          <w:b w:val="0"/>
-          <w:sz w:val="20"/>
-        </w:rPr>
-        <w:t>Positive Marks: 1</w:t>
-      </w:r>
-    </w:p>
-    <w:p>
-      <w:pPr>
-        <w:spacing w:after="160" w:before="0"/>
-      </w:pPr>
-      <w:r>
-        <w:rPr>
-          <w:b w:val="0"/>
-          <w:sz w:val="20"/>
-        </w:rPr>
-        <w:t>Negative Marks: 0.25</w:t>
-      </w:r>
-    </w:p>
-    <w:p>
-      <w:pPr>
-        <w:spacing w:after="20" w:before="120"/>
-      </w:pPr>
-      <w:r>
-        <w:rPr>
-          <w:b/>
-          <w:sz w:val="22"/>
-        </w:rPr>
-        <w:t>Question: What is the permanent method of sterilization in male ?</w:t>
-      </w:r>
-    </w:p>
-    <w:p>
-      <w:pPr>
-        <w:spacing w:after="0" w:before="0"/>
-      </w:pPr>
-      <w:r>
-        <w:rPr>
-          <w:b w:val="0"/>
-          <w:sz w:val="22"/>
-        </w:rPr>
-        <w:t>(a) Hystrectomy</w:t>
-      </w:r>
-    </w:p>
-    <w:p>
-      <w:pPr>
-        <w:spacing w:after="0" w:before="0"/>
-      </w:pPr>
-      <w:r>
-        <w:rPr>
-          <w:b w:val="0"/>
-          <w:sz w:val="22"/>
-        </w:rPr>
-        <w:t>(b) Tubectomy</w:t>
-      </w:r>
-    </w:p>
-    <w:p>
-      <w:pPr>
-        <w:spacing w:after="0" w:before="0"/>
-      </w:pPr>
-      <w:r>
-        <w:rPr>
-          <w:b w:val="0"/>
-          <w:sz w:val="22"/>
-        </w:rPr>
-        <w:t>(c) Vasectomy</w:t>
-      </w:r>
-    </w:p>
-    <w:p>
-      <w:pPr>
-        <w:spacing w:after="0" w:before="0"/>
-      </w:pPr>
-      <w:r>
-        <w:rPr>
-          <w:b w:val="0"/>
-          <w:sz w:val="22"/>
-        </w:rPr>
-        <w:t>(d) Barrier method</w:t>
-      </w:r>
-    </w:p>
-    <w:p>
-      <w:pPr>
-        <w:spacing w:after="0" w:before="40"/>
-      </w:pPr>
-      <w:r>
-        <w:rPr>
-          <w:b/>
-          <w:sz w:val="22"/>
-        </w:rPr>
-        <w:t>Answer: c</w:t>
-      </w:r>
-    </w:p>
-    <w:p>
-      <w:pPr>
-        <w:spacing w:after="0" w:before="0"/>
-      </w:pPr>
-      <w:r>
-        <w:rPr>
-          <w:b w:val="0"/>
-          <w:sz w:val="21"/>
-        </w:rPr>
-        <w:t>Solution: Vasectomy is the permanent surgical method of male sterilisation (excision of a segment of each vas deferens).</w:t>
-      </w:r>
-    </w:p>
-    <w:p>
-      <w:pPr>
-        <w:spacing w:after="0" w:before="0"/>
-      </w:pPr>
-      <w:r>
-        <w:rPr>
-          <w:b w:val="0"/>
-          <w:sz w:val="20"/>
-        </w:rPr>
-        <w:t>Positive Marks: 1</w:t>
-      </w:r>
-    </w:p>
-    <w:p>
-      <w:pPr>
-        <w:spacing w:after="160" w:before="0"/>
-      </w:pPr>
-      <w:r>
-        <w:rPr>
-          <w:b w:val="0"/>
-          <w:sz w:val="20"/>
-        </w:rPr>
-        <w:t>Negative Marks: 0.25</w:t>
-      </w:r>
-    </w:p>
-    <w:p>
-      <w:pPr>
-        <w:spacing w:after="20" w:before="120"/>
-      </w:pPr>
-      <w:r>
-        <w:rPr>
-          <w:b/>
-          <w:sz w:val="22"/>
-        </w:rPr>
-        <w:t>Question: What is the immediate action when a patient is found unresponsive without a pulse or breathing?</w:t>
-      </w:r>
-    </w:p>
-    <w:p>
-      <w:pPr>
-        <w:spacing w:after="0" w:before="0"/>
-      </w:pPr>
-      <w:r>
-        <w:rPr>
-          <w:b w:val="0"/>
-          <w:sz w:val="22"/>
-        </w:rPr>
-        <w:t>(a) Give 20-22 breaths then assess for 2 minutes</w:t>
-      </w:r>
-    </w:p>
-    <w:p>
-      <w:pPr>
-        <w:spacing w:after="0" w:before="0"/>
-      </w:pPr>
-      <w:r>
-        <w:rPr>
-          <w:b w:val="0"/>
-          <w:sz w:val="22"/>
-        </w:rPr>
-        <w:t>(b) Inform Physician</w:t>
-      </w:r>
-    </w:p>
-    <w:p>
-      <w:pPr>
-        <w:spacing w:after="0" w:before="0"/>
-      </w:pPr>
-      <w:r>
-        <w:rPr>
-          <w:b w:val="0"/>
-          <w:sz w:val="22"/>
-        </w:rPr>
-        <w:t>(c) Give 10-12 breaths then reassess</w:t>
-      </w:r>
-    </w:p>
-    <w:p>
-      <w:pPr>
-        <w:spacing w:after="0" w:before="0"/>
-      </w:pPr>
-      <w:r>
-        <w:rPr>
-          <w:b w:val="0"/>
-          <w:sz w:val="22"/>
-        </w:rPr>
-        <w:t>(d) Start CPR</w:t>
-      </w:r>
-    </w:p>
-    <w:p>
-      <w:pPr>
-        <w:spacing w:after="0" w:before="40"/>
-      </w:pPr>
-      <w:r>
-        <w:rPr>
-          <w:b/>
-          <w:sz w:val="22"/>
-        </w:rPr>
-        <w:t>Answer: d</w:t>
-      </w:r>
-    </w:p>
-    <w:p>
-      <w:pPr>
-        <w:spacing w:after="0" w:before="0"/>
-      </w:pPr>
-      <w:r>
-        <w:rPr>
-          <w:b w:val="0"/>
-          <w:sz w:val="21"/>
-        </w:rPr>
-        <w:t>Solution: The immediate action that should be taken when a patient is found unresponsive without a pulse or breathing is to start CPR (cardiopulmonary resuscitation) immediately. According to the American Heart Association (AHA), CPR is a series of lifesaving steps that should be initiated as soon as possible to help the victim until advanced medical care arrives. The steps include chest compressions, rescue breaths, and defibrillation (if available). Calling for emergency medical services should also be done at the same time as starting CPR. The AHA emphasizes that early and effective CPR can double or triple the chances of survival in cardiac arrest cases.</w:t>
-      </w:r>
-    </w:p>
-    <w:p>
-      <w:pPr>
-        <w:spacing w:after="0" w:before="0"/>
-      </w:pPr>
-      <w:r>
-        <w:rPr>
-          <w:b w:val="0"/>
-          <w:sz w:val="20"/>
-        </w:rPr>
-        <w:t>Positive Marks: 1</w:t>
-      </w:r>
-    </w:p>
-    <w:p>
-      <w:pPr>
-        <w:spacing w:after="160" w:before="0"/>
-      </w:pPr>
-      <w:r>
-        <w:rPr>
-          <w:b w:val="0"/>
-          <w:sz w:val="20"/>
-        </w:rPr>
-        <w:t>Negative Marks: 0.25</w:t>
-      </w:r>
-    </w:p>
-    <w:p>
-      <w:pPr>
-        <w:spacing w:after="20" w:before="120"/>
-      </w:pPr>
-      <w:r>
-        <w:rPr>
-          <w:b/>
-          <w:sz w:val="22"/>
-        </w:rPr>
-        <w:t>Question: During IV Potassium Chloride (KCl) correction, which ECG change indicates hyperkalemia requiring immediate stoppage of infusion?</w:t>
-      </w:r>
-    </w:p>
-    <w:p>
-      <w:pPr>
-        <w:spacing w:after="0" w:before="0"/>
-      </w:pPr>
-      <w:r>
-        <w:rPr>
-          <w:b w:val="0"/>
-          <w:sz w:val="22"/>
-        </w:rPr>
-        <w:t>(a) Depressed ST segment</w:t>
-      </w:r>
-    </w:p>
-    <w:p>
-      <w:pPr>
-        <w:spacing w:after="0" w:before="0"/>
-      </w:pPr>
-      <w:r>
-        <w:rPr>
-          <w:b w:val="0"/>
-          <w:sz w:val="22"/>
-        </w:rPr>
-        <w:t>(b) Tall peaked T waves</w:t>
-      </w:r>
-    </w:p>
-    <w:p>
-      <w:pPr>
-        <w:spacing w:after="0" w:before="0"/>
-      </w:pPr>
-      <w:r>
-        <w:rPr>
-          <w:b w:val="0"/>
-          <w:sz w:val="22"/>
-        </w:rPr>
-        <w:t>(c) Prominent U wave</w:t>
-      </w:r>
-    </w:p>
-    <w:p>
-      <w:pPr>
-        <w:spacing w:after="0" w:before="0"/>
-      </w:pPr>
-      <w:r>
-        <w:rPr>
-          <w:b w:val="0"/>
-          <w:sz w:val="22"/>
-        </w:rPr>
-        <w:t>(d) Shallow inverted T wave</w:t>
-      </w:r>
-    </w:p>
-    <w:p>
-      <w:pPr>
-        <w:spacing w:after="0" w:before="40"/>
-      </w:pPr>
-      <w:r>
-        <w:rPr>
-          <w:b/>
-          <w:sz w:val="22"/>
-        </w:rPr>
-        <w:t>Answer: b</w:t>
-      </w:r>
-    </w:p>
-    <w:p>
-      <w:pPr>
-        <w:spacing w:after="0" w:before="0"/>
-      </w:pPr>
-      <w:r>
-        <w:rPr>
-          <w:b w:val="0"/>
-          <w:sz w:val="21"/>
-        </w:rPr>
-        <w:t>Solution: Tall peaked T waves are the earliest ECG sign of hyperkalemia. Immediate cessation of IV potassium infusion is required to avoid lethal dysrhythmias.</w:t>
-      </w:r>
-    </w:p>
-    <w:p>
-      <w:pPr>
-        <w:spacing w:after="0" w:before="0"/>
-      </w:pPr>
-      <w:r>
-        <w:rPr>
-          <w:b w:val="0"/>
-          <w:sz w:val="20"/>
-        </w:rPr>
-        <w:t>Positive Marks: 1</w:t>
-      </w:r>
-    </w:p>
-    <w:p>
-      <w:pPr>
-        <w:spacing w:after="160" w:before="0"/>
-      </w:pPr>
-      <w:r>
-        <w:rPr>
-          <w:b w:val="0"/>
-          <w:sz w:val="20"/>
-        </w:rPr>
-        <w:t>Negative Marks: 0.25</w:t>
-      </w:r>
-    </w:p>
-    <w:p>
-      <w:pPr>
-        <w:spacing w:after="20" w:before="120"/>
-      </w:pPr>
-      <w:r>
-        <w:rPr>
-          <w:b/>
-          <w:sz w:val="22"/>
-        </w:rPr>
-        <w:t>Question: Electroconvulsive therapy (ECT) is most commonly indicated in:</w:t>
-      </w:r>
-    </w:p>
-    <w:p>
-      <w:pPr>
-        <w:spacing w:after="0" w:before="0"/>
-      </w:pPr>
-      <w:r>
-        <w:rPr>
-          <w:b w:val="0"/>
-          <w:sz w:val="22"/>
-        </w:rPr>
-        <w:t>(a) Mild anxiety</w:t>
-      </w:r>
-    </w:p>
-    <w:p>
-      <w:pPr>
-        <w:spacing w:after="0" w:before="0"/>
-      </w:pPr>
-      <w:r>
-        <w:rPr>
-          <w:b w:val="0"/>
-          <w:sz w:val="22"/>
-        </w:rPr>
-        <w:t>(b) Somatoform disorder</w:t>
-      </w:r>
-    </w:p>
-    <w:p>
-      <w:pPr>
-        <w:spacing w:after="0" w:before="0"/>
-      </w:pPr>
-      <w:r>
-        <w:rPr>
-          <w:b w:val="0"/>
-          <w:sz w:val="22"/>
-        </w:rPr>
-        <w:t>(c) Simple phobia</w:t>
-      </w:r>
-    </w:p>
-    <w:p>
-      <w:pPr>
-        <w:spacing w:after="0" w:before="0"/>
-      </w:pPr>
-      <w:r>
-        <w:rPr>
-          <w:b w:val="0"/>
-          <w:sz w:val="22"/>
-        </w:rPr>
-        <w:t>(d) Severe depression with suicidal risk</w:t>
-      </w:r>
-    </w:p>
-    <w:p>
-      <w:pPr>
-        <w:spacing w:after="0" w:before="40"/>
-      </w:pPr>
-      <w:r>
-        <w:rPr>
-          <w:b/>
-          <w:sz w:val="22"/>
-        </w:rPr>
-        <w:t>Answer: d</w:t>
-      </w:r>
-    </w:p>
-    <w:p>
-      <w:pPr>
-        <w:spacing w:after="0" w:before="0"/>
-      </w:pPr>
-      <w:r>
-        <w:rPr>
-          <w:b w:val="0"/>
-          <w:sz w:val="21"/>
-        </w:rPr>
-        <w:t>Solution: ECT is used in severe, resistant depression, especially with suicidal risk, and in catatonia.</w:t>
-      </w:r>
-    </w:p>
-    <w:p>
-      <w:pPr>
-        <w:spacing w:after="0" w:before="0"/>
-      </w:pPr>
-      <w:r>
-        <w:rPr>
-          <w:b w:val="0"/>
-          <w:sz w:val="20"/>
-        </w:rPr>
-        <w:t>Positive Marks: 1</w:t>
-      </w:r>
-    </w:p>
-    <w:p>
-      <w:pPr>
-        <w:spacing w:after="160" w:before="0"/>
-      </w:pPr>
-      <w:r>
-        <w:rPr>
-          <w:b w:val="0"/>
-          <w:sz w:val="20"/>
-        </w:rPr>
-        <w:t>Negative Marks: 0.25</w:t>
-      </w:r>
-    </w:p>
-    <w:p>
-      <w:pPr>
-        <w:spacing w:after="20" w:before="120"/>
-      </w:pPr>
-      <w:r>
-        <w:rPr>
-          <w:b/>
-          <w:sz w:val="22"/>
-        </w:rPr>
-        <w:t>Question: A burn patient with 30% TBSA burns in the first 24 hours should be monitored most closely for:</w:t>
-      </w:r>
-    </w:p>
-    <w:p>
-      <w:pPr>
-        <w:spacing w:after="0" w:before="0"/>
-      </w:pPr>
-      <w:r>
-        <w:rPr>
-          <w:b w:val="0"/>
-          <w:sz w:val="22"/>
-        </w:rPr>
-        <w:t>(a) Hypovolaemic shock</w:t>
-      </w:r>
-    </w:p>
-    <w:p>
-      <w:pPr>
-        <w:spacing w:after="0" w:before="0"/>
-      </w:pPr>
-      <w:r>
-        <w:rPr>
-          <w:b w:val="0"/>
-          <w:sz w:val="22"/>
-        </w:rPr>
-        <w:t>(b) Hyperkalemia only</w:t>
-      </w:r>
-    </w:p>
-    <w:p>
-      <w:pPr>
-        <w:spacing w:after="0" w:before="0"/>
-      </w:pPr>
-      <w:r>
-        <w:rPr>
-          <w:b w:val="0"/>
-          <w:sz w:val="22"/>
-        </w:rPr>
-        <w:t>(c) Constipation</w:t>
-      </w:r>
-    </w:p>
-    <w:p>
-      <w:pPr>
-        <w:spacing w:after="0" w:before="0"/>
-      </w:pPr>
-      <w:r>
-        <w:rPr>
-          <w:b w:val="0"/>
-          <w:sz w:val="22"/>
-        </w:rPr>
-        <w:t>(d) Hyperglycemia</w:t>
-      </w:r>
-    </w:p>
-    <w:p>
-      <w:pPr>
-        <w:spacing w:after="0" w:before="40"/>
-      </w:pPr>
-      <w:r>
-        <w:rPr>
-          <w:b/>
-          <w:sz w:val="22"/>
-        </w:rPr>
-        <w:t>Answer: a</w:t>
-      </w:r>
-    </w:p>
-    <w:p>
-      <w:pPr>
-        <w:spacing w:after="0" w:before="0"/>
-      </w:pPr>
-      <w:r>
-        <w:rPr>
-          <w:b w:val="0"/>
-          <w:sz w:val="21"/>
-        </w:rPr>
-        <w:t>Solution: Fluid shift from the intravascular compartment causes hypovolaemic shock in the first 24-48 hours after burns.</w:t>
-      </w:r>
-    </w:p>
-    <w:p>
-      <w:pPr>
-        <w:spacing w:after="0" w:before="0"/>
-      </w:pPr>
-      <w:r>
-        <w:rPr>
-          <w:b w:val="0"/>
-          <w:sz w:val="20"/>
-        </w:rPr>
-        <w:t>Positive Marks: 1</w:t>
-      </w:r>
-    </w:p>
-    <w:p>
-      <w:pPr>
-        <w:spacing w:after="160" w:before="0"/>
-      </w:pPr>
-      <w:r>
-        <w:rPr>
-          <w:b w:val="0"/>
-          <w:sz w:val="20"/>
-        </w:rPr>
-        <w:t>Negative Marks: 0.25</w:t>
-      </w:r>
-    </w:p>
-    <w:p>
-      <w:pPr>
-        <w:spacing w:after="20" w:before="120"/>
-      </w:pPr>
-      <w:r>
-        <w:rPr>
-          <w:b/>
-          <w:sz w:val="22"/>
-        </w:rPr>
-        <w:t>Question: The earliest sign of hypocalcemia is:</w:t>
-      </w:r>
-    </w:p>
-    <w:p>
-      <w:pPr>
-        <w:spacing w:after="0" w:before="0"/>
-      </w:pPr>
-      <w:r>
-        <w:rPr>
-          <w:b w:val="0"/>
-          <w:sz w:val="22"/>
-        </w:rPr>
-        <w:t>(a) Twitching</w:t>
-      </w:r>
-    </w:p>
-    <w:p>
-      <w:pPr>
-        <w:spacing w:after="0" w:before="0"/>
-      </w:pPr>
-      <w:r>
-        <w:rPr>
-          <w:b w:val="0"/>
-          <w:sz w:val="22"/>
-        </w:rPr>
-        <w:t>(b) Negative Chvostek's sign</w:t>
-      </w:r>
-    </w:p>
-    <w:p>
-      <w:pPr>
-        <w:spacing w:after="0" w:before="0"/>
-      </w:pPr>
-      <w:r>
-        <w:rPr>
-          <w:b w:val="0"/>
-          <w:sz w:val="22"/>
-        </w:rPr>
-        <w:t>(c) Weakness</w:t>
-      </w:r>
-    </w:p>
-    <w:p>
-      <w:pPr>
-        <w:spacing w:after="0" w:before="0"/>
-      </w:pPr>
-      <w:r>
-        <w:rPr>
-          <w:b w:val="0"/>
-          <w:sz w:val="22"/>
-        </w:rPr>
-        <w:t>(d) Exaggerated DTRs</w:t>
-      </w:r>
-    </w:p>
-    <w:p>
-      <w:pPr>
-        <w:spacing w:after="0" w:before="40"/>
-      </w:pPr>
-      <w:r>
-        <w:rPr>
-          <w:b/>
-          <w:sz w:val="22"/>
-        </w:rPr>
-        <w:t>Answer: a</w:t>
-      </w:r>
-    </w:p>
-    <w:p>
-      <w:pPr>
-        <w:spacing w:after="0" w:before="0"/>
-      </w:pPr>
-      <w:r>
-        <w:rPr>
-          <w:b w:val="0"/>
-          <w:sz w:val="21"/>
-        </w:rPr>
-        <w:t>Solution: Twitching (neuromuscular irritability) is the earliest sign of hypocalcemia.</w:t>
-      </w:r>
-    </w:p>
-    <w:p>
-      <w:pPr>
-        <w:spacing w:after="0" w:before="0"/>
-      </w:pPr>
-      <w:r>
-        <w:rPr>
-          <w:b w:val="0"/>
-          <w:sz w:val="20"/>
-        </w:rPr>
-        <w:t>Positive Marks: 1</w:t>
-      </w:r>
-    </w:p>
-    <w:p>
-      <w:pPr>
-        <w:spacing w:after="160" w:before="0"/>
-      </w:pPr>
-      <w:r>
-        <w:rPr>
-          <w:b w:val="0"/>
-          <w:sz w:val="20"/>
-        </w:rPr>
-        <w:t>Negative Marks: 0.25</w:t>
-      </w:r>
-    </w:p>
-    <w:p>
-      <w:pPr>
-        <w:spacing w:after="20" w:before="120"/>
-      </w:pPr>
-      <w:r>
-        <w:rPr>
-          <w:b/>
-          <w:sz w:val="22"/>
-        </w:rPr>
-        <w:t>Question: Which bone is known as breast bone?</w:t>
-      </w:r>
-    </w:p>
-    <w:p>
-      <w:pPr>
-        <w:spacing w:after="0" w:before="0"/>
-      </w:pPr>
-      <w:r>
-        <w:rPr>
-          <w:b w:val="0"/>
-          <w:sz w:val="22"/>
-        </w:rPr>
-        <w:t>(a) Humerus</w:t>
-      </w:r>
-    </w:p>
-    <w:p>
-      <w:pPr>
-        <w:spacing w:after="0" w:before="0"/>
-      </w:pPr>
-      <w:r>
-        <w:rPr>
-          <w:b w:val="0"/>
-          <w:sz w:val="22"/>
-        </w:rPr>
-        <w:t>(b) Ribs</w:t>
-      </w:r>
-    </w:p>
-    <w:p>
-      <w:pPr>
-        <w:spacing w:after="0" w:before="0"/>
-      </w:pPr>
-      <w:r>
-        <w:rPr>
-          <w:b w:val="0"/>
-          <w:sz w:val="22"/>
-        </w:rPr>
-        <w:t>(c) Femur</w:t>
-      </w:r>
-    </w:p>
-    <w:p>
-      <w:pPr>
-        <w:spacing w:after="0" w:before="0"/>
-      </w:pPr>
-      <w:r>
-        <w:rPr>
-          <w:b w:val="0"/>
-          <w:sz w:val="22"/>
-        </w:rPr>
-        <w:t>(d) Sternum</w:t>
-      </w:r>
-    </w:p>
-    <w:p>
-      <w:pPr>
-        <w:spacing w:after="0" w:before="40"/>
-      </w:pPr>
-      <w:r>
-        <w:rPr>
-          <w:b/>
-          <w:sz w:val="22"/>
-        </w:rPr>
-        <w:t>Answer: d</w:t>
-      </w:r>
-    </w:p>
-    <w:p>
-      <w:pPr>
-        <w:spacing w:after="0" w:before="0"/>
-      </w:pPr>
-      <w:r>
-        <w:rPr>
-          <w:b w:val="0"/>
-          <w:sz w:val="21"/>
-        </w:rPr>
-        <w:t>Solution: The bone known as the breastbone is the sternum (option B). The sternum is a flat bone located in the center of the chest. It is connected to the ribs through cartilage and forms the anterior part of the rib cage. The sternum consists of three parts: the manubrium, the body, and the xiphoid process. The sternum provides protection to vital organs in the chest, including the heart and lungs. It also serves as an attachment site for various muscles involved in respiration and movement of the upper limbs.</w:t>
-      </w:r>
-    </w:p>
-    <w:p>
-      <w:pPr>
-        <w:spacing w:after="0" w:before="0"/>
-      </w:pPr>
-      <w:r>
-        <w:rPr>
-          <w:b w:val="0"/>
-          <w:sz w:val="20"/>
-        </w:rPr>
-        <w:t>Positive Marks: 1</w:t>
-      </w:r>
-    </w:p>
-    <w:p>
-      <w:pPr>
-        <w:spacing w:after="160" w:before="0"/>
-      </w:pPr>
-      <w:r>
-        <w:rPr>
-          <w:b w:val="0"/>
-          <w:sz w:val="20"/>
-        </w:rPr>
-        <w:t>Negative Marks: 0.25</w:t>
-      </w:r>
-    </w:p>
-    <w:p>
-      <w:pPr>
-        <w:spacing w:after="20" w:before="120"/>
-      </w:pPr>
-      <w:r>
-        <w:rPr>
-          <w:b/>
-          <w:sz w:val="22"/>
-        </w:rPr>
-        <w:t>Question: A client with preeclampsia complains of a severe frontal headache and epigastric pain. What is the priority nursing action?</w:t>
-      </w:r>
-    </w:p>
-    <w:p>
-      <w:pPr>
-        <w:spacing w:after="0" w:before="0"/>
-      </w:pPr>
-      <w:r>
-        <w:rPr>
-          <w:b w:val="0"/>
-          <w:sz w:val="22"/>
-        </w:rPr>
-        <w:t>(a) Prepare to administer magnesium sulfate for seizure prophylaxis</w:t>
-      </w:r>
-    </w:p>
-    <w:p>
-      <w:pPr>
-        <w:spacing w:after="0" w:before="0"/>
-      </w:pPr>
-      <w:r>
-        <w:rPr>
-          <w:b w:val="0"/>
-          <w:sz w:val="22"/>
-        </w:rPr>
-        <w:t>(b) Dim the lights and limit visitors</w:t>
-      </w:r>
-    </w:p>
-    <w:p>
-      <w:pPr>
-        <w:spacing w:after="0" w:before="0"/>
-      </w:pPr>
-      <w:r>
-        <w:rPr>
-          <w:b w:val="0"/>
-          <w:sz w:val="22"/>
-        </w:rPr>
-        <w:t>(c) Check deep tendon reflexes</w:t>
-      </w:r>
-    </w:p>
-    <w:p>
-      <w:pPr>
-        <w:spacing w:after="0" w:before="0"/>
-      </w:pPr>
-      <w:r>
-        <w:rPr>
-          <w:b w:val="0"/>
-          <w:sz w:val="22"/>
-        </w:rPr>
-        <w:t>(d) Record the blood pressure every hour</w:t>
-      </w:r>
-    </w:p>
-    <w:p>
-      <w:pPr>
-        <w:spacing w:after="0" w:before="40"/>
-      </w:pPr>
-      <w:r>
-        <w:rPr>
-          <w:b/>
-          <w:sz w:val="22"/>
-        </w:rPr>
-        <w:t>Answer: a</w:t>
-      </w:r>
-    </w:p>
-    <w:p>
-      <w:pPr>
-        <w:spacing w:after="0" w:before="0"/>
-      </w:pPr>
-      <w:r>
-        <w:rPr>
-          <w:b w:val="0"/>
-          <w:sz w:val="21"/>
-        </w:rPr>
-        <w:t>Solution: Severe headache with epigastric pain are warning signs of impending eclampsia; magnesium sulfate is given to prevent seizures while the provider is notified.</w:t>
-      </w:r>
-    </w:p>
-    <w:p>
-      <w:pPr>
-        <w:spacing w:after="0" w:before="0"/>
-      </w:pPr>
-      <w:r>
-        <w:rPr>
-          <w:b w:val="0"/>
-          <w:sz w:val="20"/>
-        </w:rPr>
-        <w:t>Positive Marks: 1</w:t>
-      </w:r>
-    </w:p>
-    <w:p>
-      <w:pPr>
-        <w:spacing w:after="160" w:before="0"/>
-      </w:pPr>
-      <w:r>
-        <w:rPr>
-          <w:b w:val="0"/>
-          <w:sz w:val="20"/>
-        </w:rPr>
-        <w:t>Negative Marks: 0.25</w:t>
-      </w:r>
-    </w:p>
-    <w:p>
-      <w:pPr>
-        <w:spacing w:after="20" w:before="120"/>
-      </w:pPr>
-      <w:r>
-        <w:rPr>
-          <w:b/>
-          <w:sz w:val="22"/>
-        </w:rPr>
-        <w:t>Question: A client on fall precautions insists on getting out of bed to use the bathroom. What is the priority nursing action?</w:t>
-      </w:r>
-    </w:p>
-    <w:p>
-      <w:pPr>
-        <w:spacing w:after="0" w:before="0"/>
-      </w:pPr>
-      <w:r>
-        <w:rPr>
-          <w:b w:val="0"/>
-          <w:sz w:val="22"/>
-        </w:rPr>
-        <w:t>(a) Assist the client to the bathroom immediately</w:t>
-      </w:r>
-    </w:p>
-    <w:p>
-      <w:pPr>
-        <w:spacing w:after="0" w:before="0"/>
-      </w:pPr>
-      <w:r>
-        <w:rPr>
-          <w:b w:val="0"/>
-          <w:sz w:val="22"/>
-        </w:rPr>
-        <w:t>(b) Place the bed in the lowest position and leave</w:t>
-      </w:r>
-    </w:p>
-    <w:p>
-      <w:pPr>
-        <w:spacing w:after="0" w:before="0"/>
-      </w:pPr>
-      <w:r>
-        <w:rPr>
-          <w:b w:val="0"/>
-          <w:sz w:val="22"/>
-        </w:rPr>
-        <w:t>(c) Apply a vest restraint</w:t>
-      </w:r>
-    </w:p>
-    <w:p>
-      <w:pPr>
-        <w:spacing w:after="0" w:before="0"/>
-      </w:pPr>
-      <w:r>
-        <w:rPr>
-          <w:b w:val="0"/>
-          <w:sz w:val="22"/>
-        </w:rPr>
-        <w:t>(d) Tell the client to use the call bell when ready</w:t>
-      </w:r>
-    </w:p>
-    <w:p>
-      <w:pPr>
-        <w:spacing w:after="0" w:before="40"/>
-      </w:pPr>
-      <w:r>
-        <w:rPr>
-          <w:b/>
-          <w:sz w:val="22"/>
-        </w:rPr>
-        <w:t>Answer: a</w:t>
-      </w:r>
-    </w:p>
-    <w:p>
-      <w:pPr>
-        <w:spacing w:after="0" w:before="0"/>
-      </w:pPr>
-      <w:r>
-        <w:rPr>
-          <w:b w:val="0"/>
-          <w:sz w:val="21"/>
-        </w:rPr>
-        <w:t>Solution: The priority is to respond to the client's need safely; assisting the client to the bathroom prevents the high-risk unsupervised transfer that causes most falls.</w:t>
-      </w:r>
-    </w:p>
-    <w:p>
-      <w:pPr>
-        <w:spacing w:after="0" w:before="0"/>
-      </w:pPr>
-      <w:r>
-        <w:rPr>
-          <w:b w:val="0"/>
-          <w:sz w:val="20"/>
-        </w:rPr>
-        <w:t>Positive Marks: 1</w:t>
-      </w:r>
-    </w:p>
-    <w:p>
-      <w:pPr>
-        <w:spacing w:after="160" w:before="0"/>
-      </w:pPr>
-      <w:r>
-        <w:rPr>
-          <w:b w:val="0"/>
-          <w:sz w:val="20"/>
-        </w:rPr>
-        <w:t>Negative Marks: 0.25</w:t>
-      </w:r>
-    </w:p>
-    <w:p>
-      <w:pPr>
-        <w:spacing w:after="20" w:before="120"/>
-      </w:pPr>
-      <w:r>
-        <w:rPr>
-          <w:b/>
-          <w:sz w:val="22"/>
-        </w:rPr>
-        <w:t>Question: Choose the correct statement for Trousseau's sign.</w:t>
-      </w:r>
-    </w:p>
-    <w:p>
-      <w:pPr>
-        <w:spacing w:after="0" w:before="0"/>
-      </w:pPr>
-      <w:r>
-        <w:rPr>
-          <w:b w:val="0"/>
-          <w:sz w:val="22"/>
-        </w:rPr>
-        <w:t>(a) Tremor, rigidity, bradykinesia and hypokinesia</w:t>
-      </w:r>
-    </w:p>
-    <w:p>
-      <w:pPr>
-        <w:spacing w:after="0" w:before="0"/>
-      </w:pPr>
-      <w:r>
-        <w:rPr>
-          <w:b w:val="0"/>
-          <w:sz w:val="22"/>
-        </w:rPr>
-        <w:t>(b) Sudden and severe attacks of pain, swelling, redness and tenderness in the joints.</w:t>
-      </w:r>
-    </w:p>
-    <w:p>
-      <w:pPr>
-        <w:spacing w:after="0" w:before="0"/>
-      </w:pPr>
-      <w:r>
-        <w:rPr>
-          <w:b w:val="0"/>
-          <w:sz w:val="22"/>
-        </w:rPr>
-        <w:t>(c) Twitching of facial muscles when the facial nerve is tapped</w:t>
-      </w:r>
-    </w:p>
-    <w:p>
-      <w:pPr>
-        <w:spacing w:after="0" w:before="0"/>
-      </w:pPr>
-      <w:r>
-        <w:rPr>
-          <w:b w:val="0"/>
-          <w:sz w:val="22"/>
-        </w:rPr>
-        <w:t>(d) Ischemia induces carpal spasm by inflating the blood pressure cuff</w:t>
-      </w:r>
-    </w:p>
-    <w:p>
-      <w:pPr>
-        <w:spacing w:after="0" w:before="40"/>
-      </w:pPr>
-      <w:r>
-        <w:rPr>
-          <w:b/>
-          <w:sz w:val="22"/>
-        </w:rPr>
-        <w:t>Answer: d</w:t>
-      </w:r>
-    </w:p>
-    <w:p>
-      <w:pPr>
-        <w:spacing w:after="0" w:before="0"/>
-      </w:pPr>
-      <w:r>
-        <w:rPr>
-          <w:b w:val="0"/>
-          <w:sz w:val="21"/>
-        </w:rPr>
-        <w:t>Solution: Trousseau's sign - carpal spasm induced by inflating a blood-pressure cuff above systolic pressure - indicates latent hypocalcemia.</w:t>
-      </w:r>
-    </w:p>
-    <w:p>
-      <w:pPr>
-        <w:spacing w:after="0" w:before="0"/>
-      </w:pPr>
-      <w:r>
-        <w:rPr>
-          <w:b w:val="0"/>
-          <w:sz w:val="20"/>
-        </w:rPr>
-        <w:t>Positive Marks: 1</w:t>
-      </w:r>
-    </w:p>
-    <w:p>
-      <w:pPr>
-        <w:spacing w:after="160" w:before="0"/>
-      </w:pPr>
-      <w:r>
-        <w:rPr>
-          <w:b w:val="0"/>
-          <w:sz w:val="20"/>
-        </w:rPr>
-        <w:t>Negative Marks: 0.25</w:t>
-      </w:r>
-    </w:p>
-    <w:p>
-      <w:pPr>
-        <w:spacing w:after="20" w:before="120"/>
-      </w:pPr>
-      <w:r>
-        <w:rPr>
-          <w:b/>
-          <w:sz w:val="22"/>
-        </w:rPr>
-        <w:t>Question: Which is the EARLIEST sign of respiratory distress in an infant?</w:t>
-      </w:r>
-    </w:p>
-    <w:p>
-      <w:pPr>
-        <w:spacing w:after="0" w:before="0"/>
-      </w:pPr>
-      <w:r>
-        <w:rPr>
-          <w:b w:val="0"/>
-          <w:sz w:val="22"/>
-        </w:rPr>
-        <w:t>(a) Gasping respirations</w:t>
-      </w:r>
-    </w:p>
-    <w:p>
-      <w:pPr>
-        <w:spacing w:after="0" w:before="0"/>
-      </w:pPr>
-      <w:r>
-        <w:rPr>
-          <w:b w:val="0"/>
-          <w:sz w:val="22"/>
-        </w:rPr>
-        <w:t>(b) Bradycardia</w:t>
-      </w:r>
-    </w:p>
-    <w:p>
-      <w:pPr>
-        <w:spacing w:after="0" w:before="0"/>
-      </w:pPr>
-      <w:r>
-        <w:rPr>
-          <w:b w:val="0"/>
-          <w:sz w:val="22"/>
-        </w:rPr>
-        <w:t>(c) Nasal flaring</w:t>
-      </w:r>
-    </w:p>
-    <w:p>
-      <w:pPr>
-        <w:spacing w:after="0" w:before="0"/>
-      </w:pPr>
-      <w:r>
-        <w:rPr>
-          <w:b w:val="0"/>
-          <w:sz w:val="22"/>
-        </w:rPr>
-        <w:t>(d) Cyanosis</w:t>
-      </w:r>
-    </w:p>
-    <w:p>
-      <w:pPr>
-        <w:spacing w:after="0" w:before="40"/>
-      </w:pPr>
-      <w:r>
-        <w:rPr>
-          <w:b/>
-          <w:sz w:val="22"/>
-        </w:rPr>
-        <w:t>Answer: c</w:t>
-      </w:r>
-    </w:p>
-    <w:p>
-      <w:pPr>
-        <w:spacing w:after="0" w:before="0"/>
-      </w:pPr>
-      <w:r>
-        <w:rPr>
-          <w:b w:val="0"/>
-          <w:sz w:val="21"/>
-        </w:rPr>
-        <w:t>Solution: Nasal flaring, grunting, retractions and tachypnea appear early; cyanosis and bradycardia are late, pre-arrest signs.</w:t>
-      </w:r>
-    </w:p>
-    <w:p>
-      <w:pPr>
-        <w:spacing w:after="0" w:before="0"/>
-      </w:pPr>
-      <w:r>
-        <w:rPr>
-          <w:b w:val="0"/>
-          <w:sz w:val="20"/>
-        </w:rPr>
-        <w:t>Positive Marks: 1</w:t>
-      </w:r>
-    </w:p>
-    <w:p>
-      <w:pPr>
-        <w:spacing w:after="160" w:before="0"/>
-      </w:pPr>
-      <w:r>
-        <w:rPr>
-          <w:b w:val="0"/>
-          <w:sz w:val="20"/>
-        </w:rPr>
-        <w:t>Negative Marks: 0.25</w:t>
-      </w:r>
-    </w:p>
-    <w:p>
-      <w:pPr>
-        <w:spacing w:after="20" w:before="120"/>
-      </w:pPr>
-      <w:r>
-        <w:rPr>
-          <w:b/>
-          <w:sz w:val="22"/>
-        </w:rPr>
-        <w:t>Question: A female came to hospital with a breast nodule of size 2 c.m which is freely movable, palpable but no nipple discharge is seen from the breast. What is the best investigation for this condition?</w:t>
-      </w:r>
-    </w:p>
-    <w:p>
-      <w:pPr>
-        <w:spacing w:after="0" w:before="0"/>
-      </w:pPr>
-      <w:r>
-        <w:rPr>
-          <w:b w:val="0"/>
-          <w:sz w:val="22"/>
-        </w:rPr>
-        <w:t>(a) Breast U.S.G</w:t>
-      </w:r>
-    </w:p>
-    <w:p>
-      <w:pPr>
-        <w:spacing w:after="0" w:before="0"/>
-      </w:pPr>
-      <w:r>
-        <w:rPr>
-          <w:b w:val="0"/>
-          <w:sz w:val="22"/>
-        </w:rPr>
-        <w:t>(b) Core needle biopsy</w:t>
-      </w:r>
-    </w:p>
-    <w:p>
-      <w:pPr>
-        <w:spacing w:after="0" w:before="0"/>
-      </w:pPr>
-      <w:r>
-        <w:rPr>
-          <w:b w:val="0"/>
-          <w:sz w:val="22"/>
-        </w:rPr>
-        <w:t>(c) Mammography</w:t>
-      </w:r>
-    </w:p>
-    <w:p>
-      <w:pPr>
-        <w:spacing w:after="0" w:before="0"/>
-      </w:pPr>
-      <w:r>
-        <w:rPr>
-          <w:b w:val="0"/>
-          <w:sz w:val="22"/>
-        </w:rPr>
-        <w:t>(d) F.N.A.C</w:t>
-      </w:r>
-    </w:p>
-    <w:p>
-      <w:pPr>
-        <w:spacing w:after="0" w:before="40"/>
-      </w:pPr>
-      <w:r>
-        <w:rPr>
-          <w:b/>
-          <w:sz w:val="22"/>
-        </w:rPr>
-        <w:t>Answer: c</w:t>
-      </w:r>
-    </w:p>
-    <w:p>
-      <w:pPr>
-        <w:spacing w:after="0" w:before="0"/>
-      </w:pPr>
-      <w:r>
-        <w:rPr>
-          <w:b w:val="0"/>
-          <w:sz w:val="21"/>
-        </w:rPr>
-        <w:t>Solution: A movable, palpable breast nodule with skin retraction is investigated with mammography.</w:t>
-      </w:r>
-    </w:p>
-    <w:p>
-      <w:pPr>
-        <w:spacing w:after="0" w:before="0"/>
-      </w:pPr>
-      <w:r>
-        <w:rPr>
-          <w:b w:val="0"/>
-          <w:sz w:val="20"/>
-        </w:rPr>
-        <w:t>Positive Marks: 1</w:t>
-      </w:r>
-    </w:p>
-    <w:p>
-      <w:pPr>
-        <w:spacing w:after="160" w:before="0"/>
-      </w:pPr>
-      <w:r>
-        <w:rPr>
-          <w:b w:val="0"/>
-          <w:sz w:val="20"/>
-        </w:rPr>
-        <w:t>Negative Marks: 0.25</w:t>
-      </w:r>
-    </w:p>
-    <w:p>
-      <w:pPr>
-        <w:spacing w:after="20" w:before="120"/>
-      </w:pPr>
-      <w:r>
-        <w:rPr>
-          <w:b/>
-          <w:sz w:val="22"/>
-        </w:rPr>
-        <w:t>Question: Which vaccine can be frozen?</w:t>
-      </w:r>
-    </w:p>
-    <w:p>
-      <w:pPr>
-        <w:spacing w:after="0" w:before="0"/>
-      </w:pPr>
-      <w:r>
-        <w:rPr>
-          <w:b w:val="0"/>
-          <w:sz w:val="22"/>
-        </w:rPr>
-        <w:t>(a) DPT/DT</w:t>
-      </w:r>
-    </w:p>
-    <w:p>
-      <w:pPr>
-        <w:spacing w:after="0" w:before="0"/>
-      </w:pPr>
-      <w:r>
-        <w:rPr>
-          <w:b w:val="0"/>
-          <w:sz w:val="22"/>
-        </w:rPr>
-        <w:t>(b) MMR</w:t>
-      </w:r>
-    </w:p>
-    <w:p>
-      <w:pPr>
-        <w:spacing w:after="0" w:before="0"/>
-      </w:pPr>
-      <w:r>
-        <w:rPr>
-          <w:b w:val="0"/>
-          <w:sz w:val="22"/>
-        </w:rPr>
-        <w:t>(c) polio</w:t>
-      </w:r>
-    </w:p>
-    <w:p>
-      <w:pPr>
-        <w:spacing w:after="0" w:before="0"/>
-      </w:pPr>
-      <w:r>
-        <w:rPr>
-          <w:b w:val="0"/>
-          <w:sz w:val="22"/>
-        </w:rPr>
-        <w:t>(d) BCG</w:t>
-      </w:r>
-    </w:p>
-    <w:p>
-      <w:pPr>
-        <w:spacing w:after="0" w:before="40"/>
-      </w:pPr>
-      <w:r>
-        <w:rPr>
-          <w:b/>
-          <w:sz w:val="22"/>
-        </w:rPr>
-        <w:t>Answer: b</w:t>
-      </w:r>
-    </w:p>
-    <w:p>
-      <w:pPr>
-        <w:spacing w:after="0" w:before="0"/>
-      </w:pPr>
-      <w:r>
-        <w:rPr>
-          <w:b w:val="0"/>
-          <w:sz w:val="21"/>
-        </w:rPr>
-        <w:t>Solution: Freeze-dried vaccines such as MMR can be stored frozen, whereas liquid vaccines containing adjuvants (DPT, TT, Hepatitis B) must never be frozen.</w:t>
-      </w:r>
-    </w:p>
-    <w:p>
-      <w:pPr>
-        <w:spacing w:after="0" w:before="0"/>
-      </w:pPr>
-      <w:r>
-        <w:rPr>
-          <w:b w:val="0"/>
-          <w:sz w:val="20"/>
-        </w:rPr>
-        <w:t>Positive Marks: 1</w:t>
-      </w:r>
-    </w:p>
-    <w:p>
-      <w:pPr>
-        <w:spacing w:after="160" w:before="0"/>
-      </w:pPr>
-      <w:r>
-        <w:rPr>
-          <w:b w:val="0"/>
-          <w:sz w:val="20"/>
-        </w:rPr>
-        <w:t>Negative Marks: 0.25</w:t>
-      </w:r>
-    </w:p>
-    <w:p>
-      <w:pPr>
-        <w:spacing w:after="20" w:before="120"/>
-      </w:pPr>
-      <w:r>
-        <w:rPr>
-          <w:b/>
-          <w:sz w:val="22"/>
-        </w:rPr>
-        <w:t>Question: A client taking digoxin reports nausea, vomiting and seeing yellow-green halos around lights. What should the nurse do FIRST?</w:t>
-      </w:r>
-    </w:p>
-    <w:p>
-      <w:pPr>
-        <w:spacing w:after="0" w:before="0"/>
-      </w:pPr>
-      <w:r>
-        <w:rPr>
-          <w:b w:val="0"/>
-          <w:sz w:val="22"/>
-        </w:rPr>
-        <w:t>(a) Give the digoxin with food</w:t>
-      </w:r>
-    </w:p>
-    <w:p>
-      <w:pPr>
-        <w:spacing w:after="0" w:before="0"/>
-      </w:pPr>
-      <w:r>
-        <w:rPr>
-          <w:b w:val="0"/>
-          <w:sz w:val="22"/>
-        </w:rPr>
-        <w:t>(b) Check the digoxin level and give the dose</w:t>
-      </w:r>
-    </w:p>
-    <w:p>
-      <w:pPr>
-        <w:spacing w:after="0" w:before="0"/>
-      </w:pPr>
-      <w:r>
-        <w:rPr>
-          <w:b w:val="0"/>
-          <w:sz w:val="22"/>
-        </w:rPr>
-        <w:t>(c) Document the findings as expected side effects</w:t>
-      </w:r>
-    </w:p>
-    <w:p>
-      <w:pPr>
-        <w:spacing w:after="0" w:before="0"/>
-      </w:pPr>
-      <w:r>
-        <w:rPr>
-          <w:b w:val="0"/>
-          <w:sz w:val="22"/>
-        </w:rPr>
-        <w:t>(d) Hold the digoxin and notify the health care provider</w:t>
-      </w:r>
-    </w:p>
-    <w:p>
-      <w:pPr>
-        <w:spacing w:after="0" w:before="40"/>
-      </w:pPr>
-      <w:r>
-        <w:rPr>
-          <w:b/>
-          <w:sz w:val="22"/>
-        </w:rPr>
-        <w:t>Answer: d</w:t>
-      </w:r>
-    </w:p>
-    <w:p>
-      <w:pPr>
-        <w:spacing w:after="0" w:before="0"/>
-      </w:pPr>
-      <w:r>
-        <w:rPr>
-          <w:b w:val="0"/>
-          <w:sz w:val="21"/>
-        </w:rPr>
-        <w:t>Solution: Nausea, vomiting and visual halos are classic digoxin toxicity; the drug is withheld and the provider notified (digoxin level and potassium are then checked).</w:t>
-      </w:r>
-    </w:p>
-    <w:p>
-      <w:pPr>
-        <w:spacing w:after="0" w:before="0"/>
-      </w:pPr>
-      <w:r>
-        <w:rPr>
-          <w:b w:val="0"/>
-          <w:sz w:val="20"/>
-        </w:rPr>
-        <w:t>Positive Marks: 1</w:t>
-      </w:r>
-    </w:p>
-    <w:p>
-      <w:pPr>
-        <w:spacing w:after="160" w:before="0"/>
-      </w:pPr>
-      <w:r>
-        <w:rPr>
-          <w:b w:val="0"/>
-          <w:sz w:val="20"/>
-        </w:rPr>
-        <w:t>Negative Marks: 0.25</w:t>
-      </w:r>
-    </w:p>
-    <w:p>
-      <w:pPr>
-        <w:spacing w:after="20" w:before="120"/>
-      </w:pPr>
-      <w:r>
-        <w:rPr>
-          <w:b/>
-          <w:sz w:val="22"/>
-        </w:rPr>
-        <w:t>Question: A child is on chemotherapy. The nurse should teacher the mother about the following; except:</w:t>
-      </w:r>
-    </w:p>
-    <w:p>
-      <w:pPr>
-        <w:spacing w:after="0" w:before="0"/>
-      </w:pPr>
-      <w:r>
-        <w:rPr>
-          <w:b w:val="0"/>
-          <w:sz w:val="22"/>
-        </w:rPr>
-        <w:t>(a) Brush two times</w:t>
-      </w:r>
-    </w:p>
-    <w:p>
-      <w:pPr>
-        <w:spacing w:after="0" w:before="0"/>
-      </w:pPr>
-      <w:r>
-        <w:rPr>
-          <w:b w:val="0"/>
-          <w:sz w:val="22"/>
-        </w:rPr>
-        <w:t>(b) Avoid crowded place</w:t>
-      </w:r>
-    </w:p>
-    <w:p>
-      <w:pPr>
-        <w:spacing w:after="0" w:before="0"/>
-      </w:pPr>
-      <w:r>
-        <w:rPr>
-          <w:b w:val="0"/>
-          <w:sz w:val="22"/>
-        </w:rPr>
-        <w:t>(c) Sitz bath</w:t>
-      </w:r>
-    </w:p>
-    <w:p>
-      <w:pPr>
-        <w:spacing w:after="0" w:before="0"/>
-      </w:pPr>
-      <w:r>
-        <w:rPr>
-          <w:b w:val="0"/>
-          <w:sz w:val="22"/>
-        </w:rPr>
-        <w:t>(d) Hand washing</w:t>
-      </w:r>
-    </w:p>
-    <w:p>
-      <w:pPr>
-        <w:spacing w:after="0" w:before="40"/>
-      </w:pPr>
-      <w:r>
-        <w:rPr>
-          <w:b/>
-          <w:sz w:val="22"/>
-        </w:rPr>
-        <w:t>Answer: c</w:t>
-      </w:r>
-    </w:p>
-    <w:p>
-      <w:pPr>
-        <w:spacing w:after="0" w:before="0"/>
-      </w:pPr>
-      <w:r>
-        <w:rPr>
-          <w:b w:val="0"/>
-          <w:sz w:val="21"/>
-        </w:rPr>
-        <w:t>Solution: The mother is taught hand washing, avoiding crowded places and oral care; a sitz bath is not relevant to chemotherapy care.</w:t>
-      </w:r>
-    </w:p>
-    <w:p>
-      <w:pPr>
-        <w:spacing w:after="0" w:before="0"/>
-      </w:pPr>
-      <w:r>
-        <w:rPr>
-          <w:b w:val="0"/>
-          <w:sz w:val="20"/>
-        </w:rPr>
-        <w:t>Positive Marks: 1</w:t>
-      </w:r>
-    </w:p>
-    <w:p>
-      <w:pPr>
-        <w:spacing w:after="160" w:before="0"/>
-      </w:pPr>
-      <w:r>
-        <w:rPr>
-          <w:b w:val="0"/>
-          <w:sz w:val="20"/>
-        </w:rPr>
-        <w:t>Negative Marks: 0.25</w:t>
-      </w:r>
-    </w:p>
-    <w:p>
-      <w:pPr>
-        <w:spacing w:after="20" w:before="120"/>
-      </w:pPr>
-      <w:r>
-        <w:rPr>
-          <w:b/>
-          <w:sz w:val="22"/>
-        </w:rPr>
-        <w:t>Question: Which of the following vaccine is kept in freezer compartment in refrigerator?</w:t>
-      </w:r>
-    </w:p>
-    <w:p>
-      <w:pPr>
-        <w:spacing w:after="0" w:before="0"/>
-      </w:pPr>
-      <w:r>
-        <w:rPr>
-          <w:b w:val="0"/>
-          <w:sz w:val="22"/>
-        </w:rPr>
-        <w:t>(a) Measles</w:t>
-      </w:r>
-    </w:p>
-    <w:p>
-      <w:pPr>
-        <w:spacing w:after="0" w:before="0"/>
-      </w:pPr>
-      <w:r>
-        <w:rPr>
-          <w:b w:val="0"/>
-          <w:sz w:val="22"/>
-        </w:rPr>
-        <w:t>(b) DPT</w:t>
-      </w:r>
-    </w:p>
-    <w:p>
-      <w:pPr>
-        <w:spacing w:after="0" w:before="0"/>
-      </w:pPr>
-      <w:r>
-        <w:rPr>
-          <w:b w:val="0"/>
-          <w:sz w:val="22"/>
-        </w:rPr>
-        <w:t>(c) T.T</w:t>
-      </w:r>
-    </w:p>
-    <w:p>
-      <w:pPr>
-        <w:spacing w:after="0" w:before="0"/>
-      </w:pPr>
-      <w:r>
-        <w:rPr>
-          <w:b w:val="0"/>
-          <w:sz w:val="22"/>
-        </w:rPr>
-        <w:t>(d) Hepatitis B</w:t>
-      </w:r>
-    </w:p>
-    <w:p>
-      <w:pPr>
-        <w:spacing w:after="0" w:before="40"/>
-      </w:pPr>
-      <w:r>
-        <w:rPr>
-          <w:b/>
-          <w:sz w:val="22"/>
-        </w:rPr>
-        <w:t>Answer: c</w:t>
-      </w:r>
-    </w:p>
-    <w:p>
-      <w:pPr>
-        <w:spacing w:after="0" w:before="0"/>
-      </w:pPr>
-      <w:r>
-        <w:rPr>
-          <w:b w:val="0"/>
-          <w:sz w:val="21"/>
-        </w:rPr>
-        <w:t>Solution: The vaccine that is kept in the freezer compartment of a refrigerator is the Measles vaccine. Measles vaccine, like many other live vaccines, needs to be stored at low temperatures to maintain its efficacy. The recommended storage temperature for the measles vaccine is between -50°C and -15°C. This temperature range ensures that the vaccine remains stable and retains its potency. The freezer compartment of a refrigerator provides the necessary cold storage for vaccines that require ultra-low temperatures. Important instruments in OBE vaccine</w:t>
-      </w:r>
-    </w:p>
-    <w:p>
-      <w:pPr>
-        <w:spacing w:after="0" w:before="0"/>
-      </w:pPr>
-      <w:r>
-        <w:rPr>
-          <w:b w:val="0"/>
-          <w:sz w:val="20"/>
-        </w:rPr>
-        <w:t>Positive Marks: 1</w:t>
-      </w:r>
-    </w:p>
-    <w:p>
-      <w:pPr>
-        <w:spacing w:after="160" w:before="0"/>
-      </w:pPr>
-      <w:r>
-        <w:rPr>
-          <w:b w:val="0"/>
-          <w:sz w:val="20"/>
-        </w:rPr>
-        <w:t>Negative Marks: 0.25</w:t>
-      </w:r>
-    </w:p>
-    <w:p>
-      <w:pPr>
-        <w:spacing w:after="20" w:before="120"/>
-      </w:pPr>
-      <w:r>
-        <w:rPr>
-          <w:b/>
-          <w:sz w:val="22"/>
-        </w:rPr>
-        <w:t>Question: Which of the following clinical features is not typically seen in delirium?</w:t>
-      </w:r>
-    </w:p>
-    <w:p>
-      <w:pPr>
-        <w:spacing w:after="0" w:before="0"/>
-      </w:pPr>
-      <w:r>
-        <w:rPr>
-          <w:b w:val="0"/>
-          <w:sz w:val="22"/>
-        </w:rPr>
-        <w:t>(a) Disturb the Sleep wake cycle</w:t>
-      </w:r>
-    </w:p>
-    <w:p>
-      <w:pPr>
-        <w:spacing w:after="0" w:before="0"/>
-      </w:pPr>
-      <w:r>
-        <w:rPr>
-          <w:b w:val="0"/>
-          <w:sz w:val="22"/>
-        </w:rPr>
-        <w:t>(b) Sun-downer syndrome</w:t>
-      </w:r>
-    </w:p>
-    <w:p>
-      <w:pPr>
-        <w:spacing w:after="0" w:before="0"/>
-      </w:pPr>
-      <w:r>
-        <w:rPr>
-          <w:b w:val="0"/>
-          <w:sz w:val="22"/>
-        </w:rPr>
-        <w:t>(c) Agitation</w:t>
-      </w:r>
-    </w:p>
-    <w:p>
-      <w:pPr>
-        <w:spacing w:after="0" w:before="0"/>
-      </w:pPr>
-      <w:r>
-        <w:rPr>
-          <w:b w:val="0"/>
-          <w:sz w:val="22"/>
-        </w:rPr>
-        <w:t>(d) Visual hallucination</w:t>
-      </w:r>
-    </w:p>
-    <w:p>
-      <w:pPr>
-        <w:spacing w:after="0" w:before="40"/>
-      </w:pPr>
-      <w:r>
-        <w:rPr>
-          <w:b/>
-          <w:sz w:val="22"/>
-        </w:rPr>
-        <w:t>Answer: a</w:t>
-      </w:r>
-    </w:p>
-    <w:p>
-      <w:pPr>
-        <w:spacing w:after="0" w:before="0"/>
-      </w:pPr>
-      <w:r>
-        <w:rPr>
-          <w:b w:val="0"/>
-          <w:sz w:val="21"/>
-        </w:rPr>
-        <w:t>Solution: Sundown syndrome is typically not seen in delirium, its characteristic of dementia. Delirium is a common neuropsychiatric syndrome characterized by a disturbance in attention and awareness, which develops over a short period of time and fluctuates in severity. The key clinical features of delirium include disturbance in attention, disorganized thinking, and altered level of consciousness. In addition to these features, patients with delirium may exhibit symptoms like visual hallucinations, fluctuating levels of consciousness, sleep-wake cycle disturbance, and agitation.</w:t>
-      </w:r>
-    </w:p>
-    <w:p>
-      <w:pPr>
-        <w:spacing w:after="0" w:before="0"/>
-      </w:pPr>
-      <w:r>
-        <w:rPr>
-          <w:b w:val="0"/>
-          <w:sz w:val="20"/>
-        </w:rPr>
-        <w:t>Positive Marks: 1</w:t>
-      </w:r>
-    </w:p>
-    <w:p>
-      <w:pPr>
-        <w:spacing w:after="160" w:before="0"/>
-      </w:pPr>
-      <w:r>
-        <w:rPr>
-          <w:b w:val="0"/>
-          <w:sz w:val="20"/>
-        </w:rPr>
-        <w:t>Negative Marks: 0.25</w:t>
-      </w:r>
-    </w:p>
-    <w:p>
-      <w:pPr>
-        <w:spacing w:after="20" w:before="120"/>
-      </w:pPr>
-      <w:r>
-        <w:rPr>
-          <w:b/>
-          <w:sz w:val="22"/>
-        </w:rPr>
-        <w:t>Question: According to WHO, severe protein-energy malnutrition (PEM) is described if MUAC (Mid-Upper Arm Circumference) is:</w:t>
-      </w:r>
-    </w:p>
-    <w:p>
-      <w:pPr>
-        <w:spacing w:after="0" w:before="0"/>
-      </w:pPr>
-      <w:r>
-        <w:rPr>
-          <w:b w:val="0"/>
-          <w:sz w:val="22"/>
-        </w:rPr>
-        <w:t>(a) 12.5-13.5</w:t>
-      </w:r>
-    </w:p>
-    <w:p>
-      <w:pPr>
-        <w:spacing w:after="0" w:before="0"/>
-      </w:pPr>
-      <w:r>
-        <w:rPr>
-          <w:b w:val="0"/>
-          <w:sz w:val="22"/>
-        </w:rPr>
-        <w:t>(b) 12.5</w:t>
-      </w:r>
-    </w:p>
-    <w:p>
-      <w:pPr>
-        <w:spacing w:after="0" w:before="0"/>
-      </w:pPr>
-      <w:r>
-        <w:rPr>
-          <w:b w:val="0"/>
-          <w:sz w:val="22"/>
-        </w:rPr>
-        <w:t>(c) &gt;13.5</w:t>
-      </w:r>
-    </w:p>
-    <w:p>
-      <w:pPr>
-        <w:spacing w:after="0" w:before="0"/>
-      </w:pPr>
-      <w:r>
-        <w:rPr>
-          <w:b w:val="0"/>
-          <w:sz w:val="22"/>
-        </w:rPr>
-        <w:t>(d) &lt;11.5 cm</w:t>
-      </w:r>
-    </w:p>
-    <w:p>
-      <w:pPr>
-        <w:spacing w:after="0" w:before="40"/>
-      </w:pPr>
-      <w:r>
-        <w:rPr>
-          <w:b/>
-          <w:sz w:val="22"/>
-        </w:rPr>
-        <w:t>Answer: d</w:t>
-      </w:r>
-    </w:p>
-    <w:p>
-      <w:pPr>
-        <w:spacing w:after="0" w:before="0"/>
-      </w:pPr>
-      <w:r>
-        <w:rPr>
-          <w:b w:val="0"/>
-          <w:sz w:val="21"/>
-        </w:rPr>
-        <w:t>Solution: According to the World Health Organization (WHO), severe protein-energy malnutrition (PEM) is described if the Mid-Upper Arm Circumference (MUAC) is less than 11.5 cm (option D). MUAC is a simple and practical measurement used to assess nutritional status, particularly in children. It is measured by wrapping a tape around the midpoint of the upper arm. MUAC is an indicator of muscle and fat stores, and a measurement below a certain threshold suggests severe malnutrition. MUAC values vary based on age, sex, and population, and WHO provides specific cutoffs for different age groups. Identifying severe PEM through MUAC measurement is crucial for timely intervention and appropriate management.</w:t>
-      </w:r>
-    </w:p>
-    <w:p>
-      <w:pPr>
-        <w:spacing w:after="0" w:before="0"/>
-      </w:pPr>
-      <w:r>
-        <w:rPr>
-          <w:b w:val="0"/>
-          <w:sz w:val="20"/>
-        </w:rPr>
-        <w:t>Positive Marks: 1</w:t>
-      </w:r>
-    </w:p>
-    <w:p>
-      <w:pPr>
-        <w:spacing w:after="160" w:before="0"/>
-      </w:pPr>
-      <w:r>
-        <w:rPr>
-          <w:b w:val="0"/>
-          <w:sz w:val="20"/>
-        </w:rPr>
-        <w:t>Negative Marks: 0.25</w:t>
-      </w:r>
-    </w:p>
-    <w:p>
-      <w:pPr>
-        <w:spacing w:after="20" w:before="120"/>
-      </w:pPr>
-      <w:r>
-        <w:rPr>
-          <w:b/>
-          <w:sz w:val="22"/>
-        </w:rPr>
-        <w:t>Question: Which of the following Is not used before ECT Procedure?</w:t>
-      </w:r>
-    </w:p>
-    <w:p>
-      <w:pPr>
-        <w:spacing w:after="0" w:before="0"/>
-      </w:pPr>
-      <w:r>
-        <w:rPr>
-          <w:b w:val="0"/>
-          <w:sz w:val="22"/>
-        </w:rPr>
-        <w:t>(a) Wash the oils from hair</w:t>
-      </w:r>
-    </w:p>
-    <w:p>
-      <w:pPr>
-        <w:spacing w:after="0" w:before="0"/>
-      </w:pPr>
-      <w:r>
-        <w:rPr>
-          <w:b w:val="0"/>
-          <w:sz w:val="22"/>
-        </w:rPr>
-        <w:t>(b) Premedication with anticholinergic</w:t>
-      </w:r>
-    </w:p>
-    <w:p>
-      <w:pPr>
-        <w:spacing w:after="0" w:before="0"/>
-      </w:pPr>
-      <w:r>
-        <w:rPr>
-          <w:b w:val="0"/>
-          <w:sz w:val="22"/>
-        </w:rPr>
-        <w:t>(c) NPO</w:t>
-      </w:r>
-    </w:p>
-    <w:p>
-      <w:pPr>
-        <w:spacing w:after="0" w:before="0"/>
-      </w:pPr>
-      <w:r>
-        <w:rPr>
-          <w:b w:val="0"/>
-          <w:sz w:val="22"/>
-        </w:rPr>
-        <w:t>(d) Have light meal before the procedure</w:t>
-      </w:r>
-    </w:p>
-    <w:p>
-      <w:pPr>
-        <w:spacing w:after="0" w:before="40"/>
-      </w:pPr>
-      <w:r>
-        <w:rPr>
-          <w:b/>
-          <w:sz w:val="22"/>
-        </w:rPr>
-        <w:t>Answer: d</w:t>
-      </w:r>
-    </w:p>
-    <w:p>
-      <w:pPr>
-        <w:spacing w:after="0" w:before="0"/>
-      </w:pPr>
-      <w:r>
-        <w:rPr>
-          <w:b w:val="0"/>
-          <w:sz w:val="21"/>
-        </w:rPr>
-        <w:t>Solution: Before the administration of electroconvulsive therapy (ECT), it is not recommended to have a light meal. The reason is that ECT requires the patient to be under general anesthesia, and having a meal prior to the procedure increases the risk of aspiration, where stomach contents can enter the lungs during anesthesia induction. Therefore, it is advised for patients to follow NPO (nothing by mouth) guidelines for a specific duration before ECT to minimize the risk of complications. "The Maudsley Prescribing Guidelines in Psychiatry</w:t>
-      </w:r>
-    </w:p>
-    <w:p>
-      <w:pPr>
-        <w:spacing w:after="0" w:before="0"/>
-      </w:pPr>
-      <w:r>
-        <w:rPr>
-          <w:b w:val="0"/>
-          <w:sz w:val="20"/>
-        </w:rPr>
-        <w:t>Positive Marks: 1</w:t>
-      </w:r>
-    </w:p>
-    <w:p>
-      <w:pPr>
-        <w:spacing w:after="160" w:before="0"/>
-      </w:pPr>
-      <w:r>
-        <w:rPr>
-          <w:b w:val="0"/>
-          <w:sz w:val="20"/>
-        </w:rPr>
-        <w:t>Negative Marks: 0.25</w:t>
+      <w:r>
+        <w:t xml:space="preserve">Question: The desirable total serum cholesterol level in an adult is</w:t>
+      </w:r>
+    </w:p>
+    <w:p>
+      <w:r>
+        <w:t xml:space="preserve">(a) Below 200 mg/dL</w:t>
+      </w:r>
+    </w:p>
+    <w:p>
+      <w:r>
+        <w:t xml:space="preserve">(b) 250-300 mg/dL</w:t>
+      </w:r>
+    </w:p>
+    <w:p>
+      <w:r>
+        <w:t xml:space="preserve">(c) 350-400 mg/dL</w:t>
+      </w:r>
+    </w:p>
+    <w:p>
+      <w:r>
+        <w:t xml:space="preserve">(d) Above 400 mg/dL</w:t>
+      </w:r>
+    </w:p>
+    <w:p>
+      <w:r>
+        <w:t xml:space="preserve">Answer: a</w:t>
+      </w:r>
+    </w:p>
+    <w:p>
+      <w:r>
+        <w:t xml:space="preserve">Solution: ✅ Correct Answer: a</w:t>
+      </w:r>
+    </w:p>
+    <w:p>
+      <w:r>
+        <w:t xml:space="preserve">🧠 Clinical Rationale: Total cholesterol below 200 mg/dL is desirable; 200-239 mg/dL is borderline high and 240 mg/dL or more is high, raising cardiovascular risk.</w:t>
+      </w:r>
+    </w:p>
+    <w:p>
+      <w:r>
+        <w:t xml:space="preserve">❌ Why Not Other Options?</w:t>
+      </w:r>
+    </w:p>
+    <w:p>
+      <w:r>
+        <w:t xml:space="preserve">(b) — 250-300 mg/dL is clearly elevated.</w:t>
+      </w:r>
+    </w:p>
+    <w:p>
+      <w:r>
+        <w:t xml:space="preserve">(c) — 350-400 mg/dL is very high.</w:t>
+      </w:r>
+    </w:p>
+    <w:p>
+      <w:r>
+        <w:t xml:space="preserve">(d) — Above 400 mg/dL is extreme hypercholesterolemia.</w:t>
+      </w:r>
+    </w:p>
+    <w:p>
+      <w:r>
+        <w:t xml:space="preserve">⚠️ Exam Trap: The lipid targets — "total &lt; 200 desirable, LDL &lt; 100 optimal, HDL &gt; 40-60 protective, triglycerides &lt; 150" — are a favourite exam table.</w:t>
+      </w:r>
+    </w:p>
+    <w:p>
+      <w:r>
+        <w:t xml:space="preserve">💎 PNC Pearl: "Keep total cholesterol under 200 — the lower the LDL, the happier the artery."</w:t>
+      </w:r>
+    </w:p>
+    <w:p>
+      <w:r>
+        <w:t xml:space="preserve">Positive Marks: 1</w:t>
+      </w:r>
+    </w:p>
+    <w:p>
+      <w:r>
+        <w:t xml:space="preserve">Negative Marks: 0.25</w:t>
+      </w:r>
+    </w:p>
+    <w:p>
+      <w:r>
+        <w:t xml:space="preserve"/>
+      </w:r>
+    </w:p>
+    <w:p>
+      <w:r>
+        <w:t xml:space="preserve">Question: The radial pulse is most commonly felt at the</w:t>
+      </w:r>
+    </w:p>
+    <w:p>
+      <w:r>
+        <w:t xml:space="preserve">(a) Radial artery on the thumb side of the wrist</w:t>
+      </w:r>
+    </w:p>
+    <w:p>
+      <w:r>
+        <w:t xml:space="preserve">(b) Carotid artery in the neck</w:t>
+      </w:r>
+    </w:p>
+    <w:p>
+      <w:r>
+        <w:t xml:space="preserve">(c) Popliteal artery behind the knee</w:t>
+      </w:r>
+    </w:p>
+    <w:p>
+      <w:r>
+        <w:t xml:space="preserve">(d) Femoral artery in the groin</w:t>
+      </w:r>
+    </w:p>
+    <w:p>
+      <w:r>
+        <w:t xml:space="preserve">Answer: a</w:t>
+      </w:r>
+    </w:p>
+    <w:p>
+      <w:r>
+        <w:t xml:space="preserve">Solution: ✅ Correct Answer: a</w:t>
+      </w:r>
+    </w:p>
+    <w:p>
+      <w:r>
+        <w:t xml:space="preserve">🧠 Clinical Rationale: The radial artery, on the THUMB side of the wrist, is the most convenient and commonly used site for taking the pulse.</w:t>
+      </w:r>
+    </w:p>
+    <w:p>
+      <w:r>
+        <w:t xml:space="preserve">❌ Why Not Other Options?</w:t>
+      </w:r>
+    </w:p>
+    <w:p>
+      <w:r>
+        <w:t xml:space="preserve">(b) — The carotid is palpated in the neck, mainly during CPR and circulation checks.</w:t>
+      </w:r>
+    </w:p>
+    <w:p>
+      <w:r>
+        <w:t xml:space="preserve">(c) — The popliteal is behind the knee — a peripheral circulation check site.</w:t>
+      </w:r>
+    </w:p>
+    <w:p>
+      <w:r>
+        <w:t xml:space="preserve">(d) — The femoral is in the groin — used when the radial is absent.</w:t>
+      </w:r>
+    </w:p>
+    <w:p>
+      <w:r>
+        <w:t xml:space="preserve">⚠️ Exam Trap: "Radial = thumb side of the wrist — the standard pulse site." When the question says 'most common pulse site,' the radial artery is the answer.</w:t>
+      </w:r>
+    </w:p>
+    <w:p>
+      <w:r>
+        <w:t xml:space="preserve">💎 PNC Pearl: "Thumb side of the wrist — the radial pulse is the everyday heartbeat window."</w:t>
+      </w:r>
+    </w:p>
+    <w:p>
+      <w:r>
+        <w:t xml:space="preserve">Positive Marks: 1</w:t>
+      </w:r>
+    </w:p>
+    <w:p>
+      <w:r>
+        <w:t xml:space="preserve">Negative Marks: 0.25</w:t>
+      </w:r>
+    </w:p>
+    <w:p>
+      <w:r>
+        <w:t xml:space="preserve"/>
+      </w:r>
+    </w:p>
+    <w:p>
+      <w:r>
+        <w:t xml:space="preserve">Question: For a patient with a chest tube, the drainage collection chamber must be kept</w:t>
+      </w:r>
+    </w:p>
+    <w:p>
+      <w:r>
+        <w:t xml:space="preserve">(a) Below the level of the chest</w:t>
+      </w:r>
+    </w:p>
+    <w:p>
+      <w:r>
+        <w:t xml:space="preserve">(b) Above the level of the heart</w:t>
+      </w:r>
+    </w:p>
+    <w:p>
+      <w:r>
+        <w:t xml:space="preserve">(c) At the level of the head</w:t>
+      </w:r>
+    </w:p>
+    <w:p>
+      <w:r>
+        <w:t xml:space="preserve">(d) On the patient's lap</w:t>
+      </w:r>
+    </w:p>
+    <w:p>
+      <w:r>
+        <w:t xml:space="preserve">Answer: a</w:t>
+      </w:r>
+    </w:p>
+    <w:p>
+      <w:r>
+        <w:t xml:space="preserve">Solution: ✅ Correct Answer: a</w:t>
+      </w:r>
+    </w:p>
+    <w:p>
+      <w:r>
+        <w:t xml:space="preserve">🧠 Clinical Rationale: The collection system is kept BELOW the chest so gravity drains fluid and air out of the pleural space, and the water seal prevents backflow into the chest.</w:t>
+      </w:r>
+    </w:p>
+    <w:p>
+      <w:r>
+        <w:t xml:space="preserve">❌ Why Not Other Options?</w:t>
+      </w:r>
+    </w:p>
+    <w:p>
+      <w:r>
+        <w:t xml:space="preserve">(b) — Above the heart would allow fluid to flow back into the pleural space.</w:t>
+      </w:r>
+    </w:p>
+    <w:p>
+      <w:r>
+        <w:t xml:space="preserve">(c) — At head level is far too high.</w:t>
+      </w:r>
+    </w:p>
+    <w:p>
+      <w:r>
+        <w:t xml:space="preserve">(d) — On the lap is unpredictable and unsafe.</w:t>
+      </w:r>
+    </w:p>
+    <w:p>
+      <w:r>
+        <w:t xml:space="preserve">⚠️ Exam Trap: "Chest drainage unit = always below the chest ('B for Below the Body')." If it tips over, right it and re-establish the water seal.</w:t>
+      </w:r>
+    </w:p>
+    <w:p>
+      <w:r>
+        <w:t xml:space="preserve">💎 PNC Pearl: "Below the body, always — gravity is the chest tube's engine."</w:t>
+      </w:r>
+    </w:p>
+    <w:p>
+      <w:r>
+        <w:t xml:space="preserve">Positive Marks: 1</w:t>
+      </w:r>
+    </w:p>
+    <w:p>
+      <w:r>
+        <w:t xml:space="preserve">Negative Marks: 0.25</w:t>
+      </w:r>
+    </w:p>
+    <w:p>
+      <w:r>
+        <w:t xml:space="preserve"/>
+      </w:r>
+    </w:p>
+    <w:p>
+      <w:r>
+        <w:t xml:space="preserve">Question: The duration of pregnancy calculated from the day of conception is approximately</w:t>
+      </w:r>
+    </w:p>
+    <w:p>
+      <w:r>
+        <w:t xml:space="preserve">(a) 38 weeks</w:t>
+      </w:r>
+    </w:p>
+    <w:p>
+      <w:r>
+        <w:t xml:space="preserve">(b) 32 weeks</w:t>
+      </w:r>
+    </w:p>
+    <w:p>
+      <w:r>
+        <w:t xml:space="preserve">(c) 44 weeks</w:t>
+      </w:r>
+    </w:p>
+    <w:p>
+      <w:r>
+        <w:t xml:space="preserve">(d) 28 weeks</w:t>
+      </w:r>
+    </w:p>
+    <w:p>
+      <w:r>
+        <w:t xml:space="preserve">Answer: a</w:t>
+      </w:r>
+    </w:p>
+    <w:p>
+      <w:r>
+        <w:t xml:space="preserve">Solution: ✅ Correct Answer: a</w:t>
+      </w:r>
+    </w:p>
+    <w:p>
+      <w:r>
+        <w:t xml:space="preserve">🧠 Clinical Rationale: Gestation is about 266 days (38 weeks) from conception, corresponding to 40 weeks (280 days) from the first day of the LMP — the 2-week difference is the pre-ovulation period.</w:t>
+      </w:r>
+    </w:p>
+    <w:p>
+      <w:r>
+        <w:t xml:space="preserve">❌ Why Not Other Options?</w:t>
+      </w:r>
+    </w:p>
+    <w:p>
+      <w:r>
+        <w:t xml:space="preserve">(b) — 32 weeks is preterm.</w:t>
+      </w:r>
+    </w:p>
+    <w:p>
+      <w:r>
+        <w:t xml:space="preserve">(c) — 44 weeks is post-term.</w:t>
+      </w:r>
+    </w:p>
+    <w:p>
+      <w:r>
+        <w:t xml:space="preserve">(d) — 28 weeks is the viability boundary, not term.</w:t>
+      </w:r>
+    </w:p>
+    <w:p>
+      <w:r>
+        <w:t xml:space="preserve">⚠️ Exam Trap: "Conception to delivery = 38 weeks; LMP to delivery = 40 weeks" — the two counting methods and their 2-week gap are the exam point.</w:t>
+      </w:r>
+    </w:p>
+    <w:p>
+      <w:r>
+        <w:t xml:space="preserve">💎 PNC Pearl: "Count 38 from conception, 40 from the LMP — two calendars, same baby."</w:t>
+      </w:r>
+    </w:p>
+    <w:p>
+      <w:r>
+        <w:t xml:space="preserve">Positive Marks: 1</w:t>
+      </w:r>
+    </w:p>
+    <w:p>
+      <w:r>
+        <w:t xml:space="preserve">Negative Marks: 0.25</w:t>
+      </w:r>
+    </w:p>
+    <w:p>
+      <w:r>
+        <w:t xml:space="preserve"/>
+      </w:r>
+    </w:p>
+    <w:p>
+      <w:r>
+        <w:t xml:space="preserve">Question: A child with roundworm (Ascaris) infestation is treated with</w:t>
+      </w:r>
+    </w:p>
+    <w:p>
+      <w:r>
+        <w:t xml:space="preserve">(a) Albendazole</w:t>
+      </w:r>
+    </w:p>
+    <w:p>
+      <w:r>
+        <w:t xml:space="preserve">(b) Penicillin</w:t>
+      </w:r>
+    </w:p>
+    <w:p>
+      <w:r>
+        <w:t xml:space="preserve">(c) Paracetamol</w:t>
+      </w:r>
+    </w:p>
+    <w:p>
+      <w:r>
+        <w:t xml:space="preserve">(d) ORS only</w:t>
+      </w:r>
+    </w:p>
+    <w:p>
+      <w:r>
+        <w:t xml:space="preserve">Answer: a</w:t>
+      </w:r>
+    </w:p>
+    <w:p>
+      <w:r>
+        <w:t xml:space="preserve">Solution: ✅ Correct Answer: a</w:t>
+      </w:r>
+    </w:p>
+    <w:p>
+      <w:r>
+        <w:t xml:space="preserve">🧠 Clinical Rationale: Albendazole is the deworming drug of choice for Ascaris and other intestinal helminths — a single dose, as used in the National Deworming Day program.</w:t>
+      </w:r>
+    </w:p>
+    <w:p>
+      <w:r>
+        <w:t xml:space="preserve">❌ Why Not Other Options?</w:t>
+      </w:r>
+    </w:p>
+    <w:p>
+      <w:r>
+        <w:t xml:space="preserve">(b) — Penicillin is antibacterial.</w:t>
+      </w:r>
+    </w:p>
+    <w:p>
+      <w:r>
+        <w:t xml:space="preserve">(c) — Paracetamol is an antipyretic.</w:t>
+      </w:r>
+    </w:p>
+    <w:p>
+      <w:r>
+        <w:t xml:space="preserve">(d) — ORS treats dehydration, not worms.</w:t>
+      </w:r>
+    </w:p>
+    <w:p>
+      <w:r>
+        <w:t xml:space="preserve">⚠️ Exam Trap: "Worms → albendazole (or mebendazole)" — the national deworming day targets soil-transmitted helminths (roundworm, hookworm, whipworm).</w:t>
+      </w:r>
+    </w:p>
+    <w:p>
+      <w:r>
+        <w:t xml:space="preserve">💎 PNC Pearl: "One albendazole tablet and the roundworm family moves out."</w:t>
+      </w:r>
+    </w:p>
+    <w:p>
+      <w:r>
+        <w:t xml:space="preserve">Positive Marks: 1</w:t>
+      </w:r>
+    </w:p>
+    <w:p>
+      <w:r>
+        <w:t xml:space="preserve">Negative Marks: 0.25</w:t>
+      </w:r>
+    </w:p>
+    <w:p>
+      <w:r>
+        <w:t xml:space="preserve"/>
+      </w:r>
+    </w:p>
+    <w:p>
+      <w:r>
+        <w:t xml:space="preserve">Question: A patient with schizophrenia who believes that strangers are plotting to harm him has a</w:t>
+      </w:r>
+    </w:p>
+    <w:p>
+      <w:r>
+        <w:t xml:space="preserve">(a) Delusion of persecution</w:t>
+      </w:r>
+    </w:p>
+    <w:p>
+      <w:r>
+        <w:t xml:space="preserve">(b) Delusion of grandeur</w:t>
+      </w:r>
+    </w:p>
+    <w:p>
+      <w:r>
+        <w:t xml:space="preserve">(c) Somatic delusion</w:t>
+      </w:r>
+    </w:p>
+    <w:p>
+      <w:r>
+        <w:t xml:space="preserve">(d) Nihilistic delusion</w:t>
+      </w:r>
+    </w:p>
+    <w:p>
+      <w:r>
+        <w:t xml:space="preserve">Answer: a</w:t>
+      </w:r>
+    </w:p>
+    <w:p>
+      <w:r>
+        <w:t xml:space="preserve">Solution: ✅ Correct Answer: a</w:t>
+      </w:r>
+    </w:p>
+    <w:p>
+      <w:r>
+        <w:t xml:space="preserve">🧠 Clinical Rationale: A persecutory delusion is a fixed false belief that others are plotting against, spying on, or harming the person — the commonest delusion in schizophrenia.</w:t>
+      </w:r>
+    </w:p>
+    <w:p>
+      <w:r>
+        <w:t xml:space="preserve">❌ Why Not Other Options?</w:t>
+      </w:r>
+    </w:p>
+    <w:p>
+      <w:r>
+        <w:t xml:space="preserve">(b) — Grandeur is believing one is special, powerful, or famous.</w:t>
+      </w:r>
+    </w:p>
+    <w:p>
+      <w:r>
+        <w:t xml:space="preserve">(c) — Somatic delusions concern the body (e.g., 'my organs are rotting').</w:t>
+      </w:r>
+    </w:p>
+    <w:p>
+      <w:r>
+        <w:t xml:space="preserve">(d) — Nihilistic delusions deny existence ('I am dead').</w:t>
+      </w:r>
+    </w:p>
+    <w:p>
+      <w:r>
+        <w:t xml:space="preserve">⚠️ Exam Trap: "Being plotted against/harmed = persecutory; being famous/rich = grandiose" — the CONTENT of the belief names the delusion.</w:t>
+      </w:r>
+    </w:p>
+    <w:p>
+      <w:r>
+        <w:t xml:space="preserve">💎 PNC Pearl: "Persecution is the paranoid flavor — 'they are after me' is its signature."</w:t>
+      </w:r>
+    </w:p>
+    <w:p>
+      <w:r>
+        <w:t xml:space="preserve">Positive Marks: 1</w:t>
+      </w:r>
+    </w:p>
+    <w:p>
+      <w:r>
+        <w:t xml:space="preserve">Negative Marks: 0.25</w:t>
+      </w:r>
+    </w:p>
+    <w:p>
+      <w:r>
+        <w:t xml:space="preserve"/>
+      </w:r>
+    </w:p>
+    <w:p>
+      <w:r>
+        <w:t xml:space="preserve">Question: Free antiretroviral therapy (ART) for people living with HIV is provided through the</w:t>
+      </w:r>
+    </w:p>
+    <w:p>
+      <w:r>
+        <w:t xml:space="preserve">(a) National AIDS Control Programme (NACP)</w:t>
+      </w:r>
+    </w:p>
+    <w:p>
+      <w:r>
+        <w:t xml:space="preserve">(b) National Vector Borne Disease Control Programme</w:t>
+      </w:r>
+    </w:p>
+    <w:p>
+      <w:r>
+        <w:t xml:space="preserve">(c) RNTCP</w:t>
+      </w:r>
+    </w:p>
+    <w:p>
+      <w:r>
+        <w:t xml:space="preserve">(d) Integrated Child Development Services</w:t>
+      </w:r>
+    </w:p>
+    <w:p>
+      <w:r>
+        <w:t xml:space="preserve">Answer: a</w:t>
+      </w:r>
+    </w:p>
+    <w:p>
+      <w:r>
+        <w:t xml:space="preserve">Solution: ✅ Correct Answer: a</w:t>
+      </w:r>
+    </w:p>
+    <w:p>
+      <w:r>
+        <w:t xml:space="preserve">🧠 Clinical Rationale: NACO's National AIDS Control Programme (NACP) provides free ART, testing, and counseling for people living with HIV.</w:t>
+      </w:r>
+    </w:p>
+    <w:p>
+      <w:r>
+        <w:t xml:space="preserve">❌ Why Not Other Options?</w:t>
+      </w:r>
+    </w:p>
+    <w:p>
+      <w:r>
+        <w:t xml:space="preserve">(b) — NVBDCP covers vector-borne diseases (malaria, dengue, JE).</w:t>
+      </w:r>
+    </w:p>
+    <w:p>
+      <w:r>
+        <w:t xml:space="preserve">(c) — RNTCP/NTEP covers TB.</w:t>
+      </w:r>
+    </w:p>
+    <w:p>
+      <w:r>
+        <w:t xml:space="preserve">(d) — ICDS covers child nutrition and preschool education.</w:t>
+      </w:r>
+    </w:p>
+    <w:p>
+      <w:r>
+        <w:t xml:space="preserve">⚠️ Exam Trap: "HIV/ART = NACP; TB = NTEP; vector diseases = NVBDCP" — the programme-to-disease match is a community-health staple.</w:t>
+      </w:r>
+    </w:p>
+    <w:p>
+      <w:r>
+        <w:t xml:space="preserve">💎 PNC Pearl: "NACP fights the virus; NTEP fights the bacillus — match the programme to the germ."</w:t>
+      </w:r>
+    </w:p>
+    <w:p>
+      <w:r>
+        <w:t xml:space="preserve">Positive Marks: 1</w:t>
+      </w:r>
+    </w:p>
+    <w:p>
+      <w:r>
+        <w:t xml:space="preserve">Negative Marks: 0.25</w:t>
+      </w:r>
+    </w:p>
+    <w:p>
+      <w:r>
+        <w:t xml:space="preserve"/>
+      </w:r>
+    </w:p>
+    <w:p>
+      <w:r>
+        <w:t xml:space="preserve">Question: Which medication should be given with milk or food to reduce gastric irritation?</w:t>
+      </w:r>
+    </w:p>
+    <w:p>
+      <w:r>
+        <w:t xml:space="preserve">(a) Ibuprofen</w:t>
+      </w:r>
+    </w:p>
+    <w:p>
+      <w:r>
+        <w:t xml:space="preserve">(b) Sublingual nitroglycerin</w:t>
+      </w:r>
+    </w:p>
+    <w:p>
+      <w:r>
+        <w:t xml:space="preserve">(c) Inhaled salbutamol</w:t>
+      </w:r>
+    </w:p>
+    <w:p>
+      <w:r>
+        <w:t xml:space="preserve">(d) Intravenous insulin</w:t>
+      </w:r>
+    </w:p>
+    <w:p>
+      <w:r>
+        <w:t xml:space="preserve">Answer: a</w:t>
+      </w:r>
+    </w:p>
+    <w:p>
+      <w:r>
+        <w:t xml:space="preserve">Solution: ✅ Correct Answer: a</w:t>
+      </w:r>
+    </w:p>
+    <w:p>
+      <w:r>
+        <w:t xml:space="preserve">🧠 Clinical Rationale: NSAIDs such as ibuprofen irritate the gastric mucosa — giving them with food or milk reduces irritation and ulcer risk.</w:t>
+      </w:r>
+    </w:p>
+    <w:p>
+      <w:r>
+        <w:t xml:space="preserve">❌ Why Not Other Options?</w:t>
+      </w:r>
+    </w:p>
+    <w:p>
+      <w:r>
+        <w:t xml:space="preserve">(b) — Nitroglycerin is sublingual — food does not apply.</w:t>
+      </w:r>
+    </w:p>
+    <w:p>
+      <w:r>
+        <w:t xml:space="preserve">(c) — Salbutamol is inhaled.</w:t>
+      </w:r>
+    </w:p>
+    <w:p>
+      <w:r>
+        <w:t xml:space="preserve">(d) — IV insulin bypasses the stomach.</w:t>
+      </w:r>
+    </w:p>
+    <w:p>
+      <w:r>
+        <w:t xml:space="preserve">⚠️ Exam Trap: "NSAIDs = take with food/milk; the 'with food' instruction is the NSAID giveaway" — a medication-teaching favourite.</w:t>
+      </w:r>
+    </w:p>
+    <w:p>
+      <w:r>
+        <w:t xml:space="preserve">💎 PNC Pearl: "Ibuprofen with food — the stomach lining deserves a cushion."</w:t>
+      </w:r>
+    </w:p>
+    <w:p>
+      <w:r>
+        <w:t xml:space="preserve">Positive Marks: 1</w:t>
+      </w:r>
+    </w:p>
+    <w:p>
+      <w:r>
+        <w:t xml:space="preserve">Negative Marks: 0.25</w:t>
+      </w:r>
+    </w:p>
+    <w:p>
+      <w:r>
+        <w:t xml:space="preserve"/>
+      </w:r>
+    </w:p>
+    <w:p>
+      <w:r>
+        <w:t xml:space="preserve">Question: A patient receiving a blood transfusion develops fever, chills, low back pain and flushing. The nurse should suspect</w:t>
+      </w:r>
+    </w:p>
+    <w:p>
+      <w:r>
+        <w:t xml:space="preserve">(a) A transfusion reaction</w:t>
+      </w:r>
+    </w:p>
+    <w:p>
+      <w:r>
+        <w:t xml:space="preserve">(b) A normal response</w:t>
+      </w:r>
+    </w:p>
+    <w:p>
+      <w:r>
+        <w:t xml:space="preserve">(c) Anxiety only</w:t>
+      </w:r>
+    </w:p>
+    <w:p>
+      <w:r>
+        <w:t xml:space="preserve">(d) Dehydration</w:t>
+      </w:r>
+    </w:p>
+    <w:p>
+      <w:r>
+        <w:t xml:space="preserve">Answer: a</w:t>
+      </w:r>
+    </w:p>
+    <w:p>
+      <w:r>
+        <w:t xml:space="preserve">Solution: ✅ Correct Answer: a</w:t>
+      </w:r>
+    </w:p>
+    <w:p>
+      <w:r>
+        <w:t xml:space="preserve">🧠 Clinical Rationale: Fever, chills, low back pain, flushing, and dyspnea during transfusion indicate a REACTION — stop the transfusion, keep the IV open with saline, and notify the physician.</w:t>
+      </w:r>
+    </w:p>
+    <w:p>
+      <w:r>
+        <w:t xml:space="preserve">❌ Why Not Other Options?</w:t>
+      </w:r>
+    </w:p>
+    <w:p>
+      <w:r>
+        <w:t xml:space="preserve">(b) — These symptoms are never a normal response.</w:t>
+      </w:r>
+    </w:p>
+    <w:p>
+      <w:r>
+        <w:t xml:space="preserve">(c) — Anxiety alone does not explain chills and back pain.</w:t>
+      </w:r>
+    </w:p>
+    <w:p>
+      <w:r>
+        <w:t xml:space="preserve">(d) — Dehydration does not cause these signs during transfusion.</w:t>
+      </w:r>
+    </w:p>
+    <w:p>
+      <w:r>
+        <w:t xml:space="preserve">⚠️ Exam Trap: "Transfusion reaction = STOP the blood, run saline, notify, and return the blood bag and tubing for testing" — the stop-first protocol is a must-know emergency sequence.</w:t>
+      </w:r>
+    </w:p>
+    <w:p>
+      <w:r>
+        <w:t xml:space="preserve">💎 PNC Pearl: "Chills and back pain during blood = STOP the bag, saline in, doctor out."</w:t>
+      </w:r>
+    </w:p>
+    <w:p>
+      <w:r>
+        <w:t xml:space="preserve">Positive Marks: 1</w:t>
+      </w:r>
+    </w:p>
+    <w:p>
+      <w:r>
+        <w:t xml:space="preserve">Negative Marks: 0.25</w:t>
+      </w:r>
+    </w:p>
+    <w:p>
+      <w:r>
+        <w:t xml:space="preserve"/>
+      </w:r>
+    </w:p>
+    <w:p>
+      <w:r>
+        <w:t xml:space="preserve">Question: Tetanus is caused by the toxin of</w:t>
+      </w:r>
+    </w:p>
+    <w:p>
+      <w:r>
+        <w:t xml:space="preserve">(a) Clostridium tetani</w:t>
+      </w:r>
+    </w:p>
+    <w:p>
+      <w:r>
+        <w:t xml:space="preserve">(b) Clostridium botulinum</w:t>
+      </w:r>
+    </w:p>
+    <w:p>
+      <w:r>
+        <w:t xml:space="preserve">(c) Streptococcus pyogenes</w:t>
+      </w:r>
+    </w:p>
+    <w:p>
+      <w:r>
+        <w:t xml:space="preserve">(d) Escherichia coli</w:t>
+      </w:r>
+    </w:p>
+    <w:p>
+      <w:r>
+        <w:t xml:space="preserve">Answer: a</w:t>
+      </w:r>
+    </w:p>
+    <w:p>
+      <w:r>
+        <w:t xml:space="preserve">Solution: ✅ Correct Answer: a</w:t>
+      </w:r>
+    </w:p>
+    <w:p>
+      <w:r>
+        <w:t xml:space="preserve">🧠 Clinical Rationale: Clostridium tetani, an anaerobic spore-forming bacillus that enters through wounds, produces tetanospasmin toxin causing painful muscle spasms and rigidity (lockjaw, opisthotonos).</w:t>
+      </w:r>
+    </w:p>
+    <w:p>
+      <w:r>
+        <w:t xml:space="preserve">❌ Why Not Other Options?</w:t>
+      </w:r>
+    </w:p>
+    <w:p>
+      <w:r>
+        <w:t xml:space="preserve">(b) — C. botulinum causes botulism.</w:t>
+      </w:r>
+    </w:p>
+    <w:p>
+      <w:r>
+        <w:t xml:space="preserve">(c) — Strep pyogenes causes sore throat and impetigo.</w:t>
+      </w:r>
+    </w:p>
+    <w:p>
+      <w:r>
+        <w:t xml:space="preserve">(d) — E. coli causes UTIs.</w:t>
+      </w:r>
+    </w:p>
+    <w:p>
+      <w:r>
+        <w:t xml:space="preserve">⚠️ Exam Trap: "Tetanus = Clostridium tetani + toxin in dirty wounds; prevention = TT vaccination and wound cleaning" — the organism and its prophylaxis are the exam pair.</w:t>
+      </w:r>
+    </w:p>
+    <w:p>
+      <w:r>
+        <w:t xml:space="preserve">💎 PNC Pearl: "A dirty wound and an anaerobic spore — Clostridium tetani brings the lockjaw."</w:t>
+      </w:r>
+    </w:p>
+    <w:p>
+      <w:r>
+        <w:t xml:space="preserve">Positive Marks: 1</w:t>
+      </w:r>
+    </w:p>
+    <w:p>
+      <w:r>
+        <w:t xml:space="preserve">Negative Marks: 0.25</w:t>
+      </w:r>
+    </w:p>
+    <w:p>
+      <w:r>
+        <w:t xml:space="preserve">Question: The most common type of anemia worldwide is</w:t>
+      </w:r>
+    </w:p>
+    <w:p>
+      <w:r>
+        <w:t xml:space="preserve">(a) Iron deficiency anemia</w:t>
+      </w:r>
+    </w:p>
+    <w:p>
+      <w:r>
+        <w:t xml:space="preserve">(b) Sickle cell anemia</w:t>
+      </w:r>
+    </w:p>
+    <w:p>
+      <w:r>
+        <w:t xml:space="preserve">(c) Thalassemia</w:t>
+      </w:r>
+    </w:p>
+    <w:p>
+      <w:r>
+        <w:t xml:space="preserve">(d) Pernicious anemia</w:t>
+      </w:r>
+    </w:p>
+    <w:p>
+      <w:r>
+        <w:t xml:space="preserve">Answer: a</w:t>
+      </w:r>
+    </w:p>
+    <w:p>
+      <w:r>
+        <w:t xml:space="preserve">Solution: ✅ Correct Answer: a</w:t>
+      </w:r>
+    </w:p>
+    <w:p>
+      <w:r>
+        <w:t xml:space="preserve">🧠 Clinical Rationale: Iron deficiency anemia is the most common nutritional disorder in the world, causing microcytic hypochromic anemia — common in women and children.</w:t>
+      </w:r>
+    </w:p>
+    <w:p>
+      <w:r>
+        <w:t xml:space="preserve">❌ Why Not Other Options?</w:t>
+      </w:r>
+    </w:p>
+    <w:p>
+      <w:r>
+        <w:t xml:space="preserve">(b) — Sickle cell anemia is inherited, far less common.</w:t>
+      </w:r>
+    </w:p>
+    <w:p>
+      <w:r>
+        <w:t xml:space="preserve">(c) — Thalassemia is inherited, common in specific regions but not worldwide #1.</w:t>
+      </w:r>
+    </w:p>
+    <w:p>
+      <w:r>
+        <w:t xml:space="preserve">(d) — Pernicious anemia is a vitamin B12 absorption problem.</w:t>
+      </w:r>
+    </w:p>
+    <w:p>
+      <w:r>
+        <w:t xml:space="preserve">⚠️ Exam Trap: "Most common anemia = iron deficiency (microcytic, hypochromic); B12 = macrocytic; sickle/thalassemia = inherited" — classification by cell size is a favourite lab question.</w:t>
+      </w:r>
+    </w:p>
+    <w:p>
+      <w:r>
+        <w:t xml:space="preserve">💎 PNC Pearl: "Iron deficiency is the world's most common anemia — small, pale cells tell the story."</w:t>
+      </w:r>
+    </w:p>
+    <w:p>
+      <w:r>
+        <w:t xml:space="preserve">Positive Marks: 1</w:t>
+      </w:r>
+    </w:p>
+    <w:p>
+      <w:r>
+        <w:t xml:space="preserve">Negative Marks: 0.25</w:t>
+      </w:r>
+    </w:p>
+    <w:p>
+      <w:r>
+        <w:t xml:space="preserve"/>
+      </w:r>
+    </w:p>
+    <w:p>
+      <w:r>
+        <w:t xml:space="preserve">Question: Morning stiffness that lasts for more than 30 minutes and improves with activity is characteristic of</w:t>
+      </w:r>
+    </w:p>
+    <w:p>
+      <w:r>
+        <w:t xml:space="preserve">(a) Rheumatoid arthritis</w:t>
+      </w:r>
+    </w:p>
+    <w:p>
+      <w:r>
+        <w:t xml:space="preserve">(b) Osteoarthritis</w:t>
+      </w:r>
+    </w:p>
+    <w:p>
+      <w:r>
+        <w:t xml:space="preserve">(c) Gout</w:t>
+      </w:r>
+    </w:p>
+    <w:p>
+      <w:r>
+        <w:t xml:space="preserve">(d) Bursitis</w:t>
+      </w:r>
+    </w:p>
+    <w:p>
+      <w:r>
+        <w:t xml:space="preserve">Answer: a</w:t>
+      </w:r>
+    </w:p>
+    <w:p>
+      <w:r>
+        <w:t xml:space="preserve">Solution: ✅ Correct Answer: a</w:t>
+      </w:r>
+    </w:p>
+    <w:p>
+      <w:r>
+        <w:t xml:space="preserve">🧠 Clinical Rationale: Prolonged morning stiffness (over 30 minutes), symmetric joint swelling, and fatigue are classic features of rheumatoid arthritis — an autoimmune inflammatory disease.</w:t>
+      </w:r>
+    </w:p>
+    <w:p>
+      <w:r>
+        <w:t xml:space="preserve">❌ Why Not Other Options?</w:t>
+      </w:r>
+    </w:p>
+    <w:p>
+      <w:r>
+        <w:t xml:space="preserve">(b) — Osteoarthritis causes BRIEF stiffness that WORSE ns with activity.</w:t>
+      </w:r>
+    </w:p>
+    <w:p>
+      <w:r>
+        <w:t xml:space="preserve">(c) — Gout is episodic with sudden, severe joint pain.</w:t>
+      </w:r>
+    </w:p>
+    <w:p>
+      <w:r>
+        <w:t xml:space="preserve">(d) — Bursitis is localized inflammation of a bursa.</w:t>
+      </w:r>
+    </w:p>
+    <w:p>
+      <w:r>
+        <w:t xml:space="preserve">⚠️ Exam Trap: "RA = morning stiffness &gt; 30 min, symmetric, improves with movement; OA = brief stiffness, worsens with activity" — the two arthritis contrasts are a standard exam pair.</w:t>
+      </w:r>
+    </w:p>
+    <w:p>
+      <w:r>
+        <w:t xml:space="preserve">💎 PNC Pearl: "RA stiffens long in the morning and loosens with use; OA stiffens briefly and aches with use."</w:t>
+      </w:r>
+    </w:p>
+    <w:p>
+      <w:r>
+        <w:t xml:space="preserve">Positive Marks: 1</w:t>
+      </w:r>
+    </w:p>
+    <w:p>
+      <w:r>
+        <w:t xml:space="preserve">Negative Marks: 0.25</w:t>
+      </w:r>
+    </w:p>
+    <w:p>
+      <w:r>
+        <w:t xml:space="preserve"/>
+      </w:r>
+    </w:p>
+    <w:p>
+      <w:r>
+        <w:t xml:space="preserve">Question: The priority nursing action for a patient with epistaxis (nosebleed) is to</w:t>
+      </w:r>
+    </w:p>
+    <w:p>
+      <w:r>
+        <w:t xml:space="preserve">(a) Sit the patient leaning forward and pinch the nostrils</w:t>
+      </w:r>
+    </w:p>
+    <w:p>
+      <w:r>
+        <w:t xml:space="preserve">(b) Tilt the head backward</w:t>
+      </w:r>
+    </w:p>
+    <w:p>
+      <w:r>
+        <w:t xml:space="preserve">(c) Lie the patient completely flat</w:t>
+      </w:r>
+    </w:p>
+    <w:p>
+      <w:r>
+        <w:t xml:space="preserve">(d) Ask the patient to blow the nose</w:t>
+      </w:r>
+    </w:p>
+    <w:p>
+      <w:r>
+        <w:t xml:space="preserve">Answer: a</w:t>
+      </w:r>
+    </w:p>
+    <w:p>
+      <w:r>
+        <w:t xml:space="preserve">Solution: ✅ Correct Answer: a</w:t>
+      </w:r>
+    </w:p>
+    <w:p>
+      <w:r>
+        <w:t xml:space="preserve">🧠 Clinical Rationale: Sitting the patient leaning FORWARD prevents blood from being swallowed (nausea and hidden bleeding), while pinching the nostrils applies direct pressure to the bleeding site for 5-10 minutes.</w:t>
+      </w:r>
+    </w:p>
+    <w:p>
+      <w:r>
+        <w:t xml:space="preserve">❌ Why Not Other Options?</w:t>
+      </w:r>
+    </w:p>
+    <w:p>
+      <w:r>
+        <w:t xml:space="preserve">(b) — Tilting the head back lets blood run down the throat.</w:t>
+      </w:r>
+    </w:p>
+    <w:p>
+      <w:r>
+        <w:t xml:space="preserve">(c) — Lying flat increases blood pressure in the head.</w:t>
+      </w:r>
+    </w:p>
+    <w:p>
+      <w:r>
+        <w:t xml:space="preserve">(d) — Blowing the nose dislodges the clot.</w:t>
+      </w:r>
+    </w:p>
+    <w:p>
+      <w:r>
+        <w:t xml:space="preserve">⚠️ Exam Trap: "Epistaxis = sit forward + pinch the nostrils + ice; never tilt the head back" — the 'lean forward' rule is the exam answer.</w:t>
+      </w:r>
+    </w:p>
+    <w:p>
+      <w:r>
+        <w:t xml:space="preserve">💎 PNC Pearl: "Lean forward, pinch the nose — blood out the front, not down the throat."</w:t>
+      </w:r>
+    </w:p>
+    <w:p>
+      <w:r>
+        <w:t xml:space="preserve">Positive Marks: 1</w:t>
+      </w:r>
+    </w:p>
+    <w:p>
+      <w:r>
+        <w:t xml:space="preserve">Negative Marks: 0.25</w:t>
+      </w:r>
+    </w:p>
+    <w:p>
+      <w:r>
+        <w:t xml:space="preserve"/>
+      </w:r>
+    </w:p>
+    <w:p>
+      <w:r>
+        <w:t xml:space="preserve">Question: The needle gauge commonly used for intravenous infusion in an adult is</w:t>
+      </w:r>
+    </w:p>
+    <w:p>
+      <w:r>
+        <w:t xml:space="preserve">(a) 18-20 G</w:t>
+      </w:r>
+    </w:p>
+    <w:p>
+      <w:r>
+        <w:t xml:space="preserve">(b) 30-32 G</w:t>
+      </w:r>
+    </w:p>
+    <w:p>
+      <w:r>
+        <w:t xml:space="preserve">(c) 2-4 G</w:t>
+      </w:r>
+    </w:p>
+    <w:p>
+      <w:r>
+        <w:t xml:space="preserve">(d) 10 G</w:t>
+      </w:r>
+    </w:p>
+    <w:p>
+      <w:r>
+        <w:t xml:space="preserve">Answer: a</w:t>
+      </w:r>
+    </w:p>
+    <w:p>
+      <w:r>
+        <w:t xml:space="preserve">Solution: ✅ Correct Answer: a</w:t>
+      </w:r>
+    </w:p>
+    <w:p>
+      <w:r>
+        <w:t xml:space="preserve">🧠 Clinical Rationale: An 18-20 G cannula is standard for adult IV infusions; larger-bore (16-18 G) is used for rapid blood transfusion and smaller (22-24 G) for children or fragile veins.</w:t>
+      </w:r>
+    </w:p>
+    <w:p>
+      <w:r>
+        <w:t xml:space="preserve">❌ Why Not Other Options?</w:t>
+      </w:r>
+    </w:p>
+    <w:p>
+      <w:r>
+        <w:t xml:space="preserve">(b) — 30-32 G is an insulin-type needle, not an IV cannula.</w:t>
+      </w:r>
+    </w:p>
+    <w:p>
+      <w:r>
+        <w:t xml:space="preserve">(c) — 2-4 G is far too large for veins.</w:t>
+      </w:r>
+    </w:p>
+    <w:p>
+      <w:r>
+        <w:t xml:space="preserve">(d) — 10 G is used for massive trauma resuscitation only.</w:t>
+      </w:r>
+    </w:p>
+    <w:p>
+      <w:r>
+        <w:t xml:space="preserve">⚠️ Exam Trap: Gauge numbers are INVERSE — the larger the number, the smaller the needle. "18-20 G adult, 22-24 G pediatric/fragile, 16-18 G for blood."</w:t>
+      </w:r>
+    </w:p>
+    <w:p>
+      <w:r>
+        <w:t xml:space="preserve">💎 PNC Pearl: "Bigger gauge number = smaller needle — 18-20 for adults, 22-24 for kids."</w:t>
+      </w:r>
+    </w:p>
+    <w:p>
+      <w:r>
+        <w:t xml:space="preserve">Positive Marks: 1</w:t>
+      </w:r>
+    </w:p>
+    <w:p>
+      <w:r>
+        <w:t xml:space="preserve">Negative Marks: 0.25</w:t>
+      </w:r>
+    </w:p>
+    <w:p>
+      <w:r>
+        <w:t xml:space="preserve"/>
+      </w:r>
+    </w:p>
+    <w:p>
+      <w:r>
+        <w:t xml:space="preserve">Question: The active phase of the first stage of labor begins when the cervix is dilated to</w:t>
+      </w:r>
+    </w:p>
+    <w:p>
+      <w:r>
+        <w:t xml:space="preserve">(a) 4 cm</w:t>
+      </w:r>
+    </w:p>
+    <w:p>
+      <w:r>
+        <w:t xml:space="preserve">(b) 2 cm</w:t>
+      </w:r>
+    </w:p>
+    <w:p>
+      <w:r>
+        <w:t xml:space="preserve">(c) 8 cm</w:t>
+      </w:r>
+    </w:p>
+    <w:p>
+      <w:r>
+        <w:t xml:space="preserve">(d) 10 cm</w:t>
+      </w:r>
+    </w:p>
+    <w:p>
+      <w:r>
+        <w:t xml:space="preserve">Answer: a</w:t>
+      </w:r>
+    </w:p>
+    <w:p>
+      <w:r>
+        <w:t xml:space="preserve">Solution: ✅ Correct Answer: a</w:t>
+      </w:r>
+    </w:p>
+    <w:p>
+      <w:r>
+        <w:t xml:space="preserve">🧠 Clinical Rationale: The first stage divides into a LATENT phase (up to 4 cm, slow dilation), an ACTIVE phase (4-7 cm, about 1 cm/hour), and a TRANSITION phase (8-10 cm).</w:t>
+      </w:r>
+    </w:p>
+    <w:p>
+      <w:r>
+        <w:t xml:space="preserve">❌ Why Not Other Options?</w:t>
+      </w:r>
+    </w:p>
+    <w:p>
+      <w:r>
+        <w:t xml:space="preserve">(b) — 2 cm is still latent phase.</w:t>
+      </w:r>
+    </w:p>
+    <w:p>
+      <w:r>
+        <w:t xml:space="preserve">(c) — 8 cm is transition phase.</w:t>
+      </w:r>
+    </w:p>
+    <w:p>
+      <w:r>
+        <w:t xml:space="preserve">(d) — 10 cm is FULL dilation — the end of the first stage.</w:t>
+      </w:r>
+    </w:p>
+    <w:p>
+      <w:r>
+        <w:t xml:space="preserve">⚠️ Exam Trap: "Latent &lt; 4 cm, active 4-7 cm, transition 8-10 cm" — the 4 cm cut-off is the exam answer, and it is when the partograph is plotted.</w:t>
+      </w:r>
+    </w:p>
+    <w:p>
+      <w:r>
+        <w:t xml:space="preserve">💎 PNC Pearl: "Four centimeters turns on the active phase — the partograph starts its march."</w:t>
+      </w:r>
+    </w:p>
+    <w:p>
+      <w:r>
+        <w:t xml:space="preserve">Positive Marks: 1</w:t>
+      </w:r>
+    </w:p>
+    <w:p>
+      <w:r>
+        <w:t xml:space="preserve">Negative Marks: 0.25</w:t>
+      </w:r>
+    </w:p>
+    <w:p>
+      <w:r>
+        <w:t xml:space="preserve"/>
+      </w:r>
+    </w:p>
+    <w:p>
+      <w:r>
+        <w:t xml:space="preserve">Question: A 6-month-old infant with cough and a respiratory rate of 60 breaths per minute is classified as having</w:t>
+      </w:r>
+    </w:p>
+    <w:p>
+      <w:r>
+        <w:t xml:space="preserve">(a) Pneumonia</w:t>
+      </w:r>
+    </w:p>
+    <w:p>
+      <w:r>
+        <w:t xml:space="preserve">(b) Normal breathing</w:t>
+      </w:r>
+    </w:p>
+    <w:p>
+      <w:r>
+        <w:t xml:space="preserve">(c) Asthma</w:t>
+      </w:r>
+    </w:p>
+    <w:p>
+      <w:r>
+        <w:t xml:space="preserve">(d) Choking</w:t>
+      </w:r>
+    </w:p>
+    <w:p>
+      <w:r>
+        <w:t xml:space="preserve">Answer: a</w:t>
+      </w:r>
+    </w:p>
+    <w:p>
+      <w:r>
+        <w:t xml:space="preserve">Solution: ✅ Correct Answer: a</w:t>
+      </w:r>
+    </w:p>
+    <w:p>
+      <w:r>
+        <w:t xml:space="preserve">🧠 Clinical Rationale: Per IMNCI, fast breathing in an infant aged 2-12 months is 50 or more breaths per minute — so 60/min means pneumonia.</w:t>
+      </w:r>
+    </w:p>
+    <w:p>
+      <w:r>
+        <w:t xml:space="preserve">❌ Why Not Other Options?</w:t>
+      </w:r>
+    </w:p>
+    <w:p>
+      <w:r>
+        <w:t xml:space="preserve">(b) — 60/min is far above the normal infant rate.</w:t>
+      </w:r>
+    </w:p>
+    <w:p>
+      <w:r>
+        <w:t xml:space="preserve">(c) — Asthma is rare in infants.</w:t>
+      </w:r>
+    </w:p>
+    <w:p>
+      <w:r>
+        <w:t xml:space="preserve">(d) — Choking has sudden onset with obvious distress.</w:t>
+      </w:r>
+    </w:p>
+    <w:p>
+      <w:r>
+        <w:t xml:space="preserve">⚠️ Exam Trap: IMNCI fast-breathing cut-offs — "&lt; 2 months: 60+, 2-12 months: 50+, 1-5 years: 40+" — the three thresholds are a guaranteed child-health question.</w:t>
+      </w:r>
+    </w:p>
+    <w:p>
+      <w:r>
+        <w:t xml:space="preserve">💎 PNC Pearl: "Count the breaths: 60 under 2 months, 50 under 1 year, 40 under 5 years — each says pneumonia."</w:t>
+      </w:r>
+    </w:p>
+    <w:p>
+      <w:r>
+        <w:t xml:space="preserve">Positive Marks: 1</w:t>
+      </w:r>
+    </w:p>
+    <w:p>
+      <w:r>
+        <w:t xml:space="preserve">Negative Marks: 0.25</w:t>
+      </w:r>
+    </w:p>
+    <w:p>
+      <w:r>
+        <w:t xml:space="preserve"/>
+      </w:r>
+    </w:p>
+    <w:p>
+      <w:r>
+        <w:t xml:space="preserve">Question: The Auxiliary Nurse Midwife (ANM) primarily works at the level of the</w:t>
+      </w:r>
+    </w:p>
+    <w:p>
+      <w:r>
+        <w:t xml:space="preserve">(a) Sub-centre</w:t>
+      </w:r>
+    </w:p>
+    <w:p>
+      <w:r>
+        <w:t xml:space="preserve">(b) District hospital</w:t>
+      </w:r>
+    </w:p>
+    <w:p>
+      <w:r>
+        <w:t xml:space="preserve">(c) Medical college</w:t>
+      </w:r>
+    </w:p>
+    <w:p>
+      <w:r>
+        <w:t xml:space="preserve">(d) Corporate hospital</w:t>
+      </w:r>
+    </w:p>
+    <w:p>
+      <w:r>
+        <w:t xml:space="preserve">Answer: a</w:t>
+      </w:r>
+    </w:p>
+    <w:p>
+      <w:r>
+        <w:t xml:space="preserve">Solution: ✅ Correct Answer: a</w:t>
+      </w:r>
+    </w:p>
+    <w:p>
+      <w:r>
+        <w:t xml:space="preserve">🧠 Clinical Rationale: The ANM is the key health worker at the SUB-CENTRE — the most peripheral unit of the health system — providing maternal, child, and family welfare services including immunization.</w:t>
+      </w:r>
+    </w:p>
+    <w:p>
+      <w:r>
+        <w:t xml:space="preserve">❌ Why Not Other Options?</w:t>
+      </w:r>
+    </w:p>
+    <w:p>
+      <w:r>
+        <w:t xml:space="preserve">(b) — District hospitals are staffed by nurses and doctors at higher levels.</w:t>
+      </w:r>
+    </w:p>
+    <w:p>
+      <w:r>
+        <w:t xml:space="preserve">(c) — Medical colleges are tertiary centers.</w:t>
+      </w:r>
+    </w:p>
+    <w:p>
+      <w:r>
+        <w:t xml:space="preserve">(d) — Corporate hospitals are private facilities.</w:t>
+      </w:r>
+    </w:p>
+    <w:p>
+      <w:r>
+        <w:t xml:space="preserve">⚠️ Exam Trap: The staffing pyramid — "sub-centre = ANM + male health worker; PHC = 1-2 medical officers; CHC = 30 beds" — is a community-health favourite.</w:t>
+      </w:r>
+    </w:p>
+    <w:p>
+      <w:r>
+        <w:t xml:space="preserve">💎 PNC Pearl: "The ANM is the village's health anchor — first stop at the sub-centre."</w:t>
+      </w:r>
+    </w:p>
+    <w:p>
+      <w:r>
+        <w:t xml:space="preserve">Positive Marks: 1</w:t>
+      </w:r>
+    </w:p>
+    <w:p>
+      <w:r>
+        <w:t xml:space="preserve">Negative Marks: 0.25</w:t>
+      </w:r>
+    </w:p>
+    <w:p>
+      <w:r>
+        <w:t xml:space="preserve"/>
+      </w:r>
+    </w:p>
+    <w:p>
+      <w:r>
+        <w:t xml:space="preserve">Question: During defibrillation, the paddles or pads are placed in the</w:t>
+      </w:r>
+    </w:p>
+    <w:p>
+      <w:r>
+        <w:t xml:space="preserve">(a) Upper right chest and lower left chest (anterolateral position)</w:t>
+      </w:r>
+    </w:p>
+    <w:p>
+      <w:r>
+        <w:t xml:space="preserve">(b) Abdomen and back</w:t>
+      </w:r>
+    </w:p>
+    <w:p>
+      <w:r>
+        <w:t xml:space="preserve">(c) Both shoulders</w:t>
+      </w:r>
+    </w:p>
+    <w:p>
+      <w:r>
+        <w:t xml:space="preserve">(d) Both legs</w:t>
+      </w:r>
+    </w:p>
+    <w:p>
+      <w:r>
+        <w:t xml:space="preserve">Answer: a</w:t>
+      </w:r>
+    </w:p>
+    <w:p>
+      <w:r>
+        <w:t xml:space="preserve">Solution: ✅ Correct Answer: a</w:t>
+      </w:r>
+    </w:p>
+    <w:p>
+      <w:r>
+        <w:t xml:space="preserve">🧠 Clinical Rationale: Pads are placed at the upper right sternal border (below the clavicle) and the lower left chest over the cardiac apex — the ANTEROLATERAL position — so the current passes through the heart.</w:t>
+      </w:r>
+    </w:p>
+    <w:p>
+      <w:r>
+        <w:t xml:space="preserve">❌ Why Not Other Options?</w:t>
+      </w:r>
+    </w:p>
+    <w:p>
+      <w:r>
+        <w:t xml:space="preserve">(b) — Abdomen and back do not give an effective shock vector.</w:t>
+      </w:r>
+    </w:p>
+    <w:p>
+      <w:r>
+        <w:t xml:space="preserve">(c) — Both shoulders is not a pad position.</w:t>
+      </w:r>
+    </w:p>
+    <w:p>
+      <w:r>
+        <w:t xml:space="preserve">(d) — Both legs is incorrect.</w:t>
+      </w:r>
+    </w:p>
+    <w:p>
+      <w:r>
+        <w:t xml:space="preserve">⚠️ Exam Trap: "Defibrillation pads = right upper chest + left lower chest (apex)." The anterior-posterior position is the alternative; everyone must stand clear.</w:t>
+      </w:r>
+    </w:p>
+    <w:p>
+      <w:r>
+        <w:t xml:space="preserve">💎 PNC Pearl: "Right collarbone to left apex — the shock path crosses the heart."</w:t>
+      </w:r>
+    </w:p>
+    <w:p>
+      <w:r>
+        <w:t xml:space="preserve">Positive Marks: 1</w:t>
+      </w:r>
+    </w:p>
+    <w:p>
+      <w:r>
+        <w:t xml:space="preserve">Negative Marks: 0.25</w:t>
+      </w:r>
+    </w:p>
+    <w:p>
+      <w:r>
+        <w:t xml:space="preserve"/>
+      </w:r>
+    </w:p>
+    <w:p>
+      <w:r>
+        <w:t xml:space="preserve">Question: The vitamin essential for the synthesis of blood-clotting factors in the liver is</w:t>
+      </w:r>
+    </w:p>
+    <w:p>
+      <w:r>
+        <w:t xml:space="preserve">(a) Vitamin K</w:t>
+      </w:r>
+    </w:p>
+    <w:p>
+      <w:r>
+        <w:t xml:space="preserve">(b) Vitamin C</w:t>
+      </w:r>
+    </w:p>
+    <w:p>
+      <w:r>
+        <w:t xml:space="preserve">(c) Vitamin A</w:t>
+      </w:r>
+    </w:p>
+    <w:p>
+      <w:r>
+        <w:t xml:space="preserve">(d) Vitamin E</w:t>
+      </w:r>
+    </w:p>
+    <w:p>
+      <w:r>
+        <w:t xml:space="preserve">Answer: a</w:t>
+      </w:r>
+    </w:p>
+    <w:p>
+      <w:r>
+        <w:t xml:space="preserve">Solution: ✅ Correct Answer: a</w:t>
+      </w:r>
+    </w:p>
+    <w:p>
+      <w:r>
+        <w:t xml:space="preserve">🧠 Clinical Rationale: Vitamin K is required for the hepatic synthesis of clotting factors II (prothrombin), VII, IX, and X — its deficiency (or warfarin therapy) causes bleeding.</w:t>
+      </w:r>
+    </w:p>
+    <w:p>
+      <w:r>
+        <w:t xml:space="preserve">❌ Why Not Other Options?</w:t>
+      </w:r>
+    </w:p>
+    <w:p>
+      <w:r>
+        <w:t xml:space="preserve">(b) — Vitamin C deficiency causes scurvy.</w:t>
+      </w:r>
+    </w:p>
+    <w:p>
+      <w:r>
+        <w:t xml:space="preserve">(c) — Vitamin A deficiency causes night blindness.</w:t>
+      </w:r>
+    </w:p>
+    <w:p>
+      <w:r>
+        <w:t xml:space="preserve">(d) — Vitamin E acts as an antioxidant.</w:t>
+      </w:r>
+    </w:p>
+    <w:p>
+      <w:r>
+        <w:t xml:space="preserve">⚠️ Exam Trap: "K = clotting (K for Koagulation)" — the K-clotting link is the easiest memory hook in the vitamin table.</w:t>
+      </w:r>
+    </w:p>
+    <w:p>
+      <w:r>
+        <w:t xml:space="preserve">💎 PNC Pearl: "K for Koagulation — vitamin K is the blood's clotting glue."</w:t>
+      </w:r>
+    </w:p>
+    <w:p>
+      <w:r>
+        <w:t xml:space="preserve">Positive Marks: 1</w:t>
+      </w:r>
+    </w:p>
+    <w:p>
+      <w:r>
+        <w:t xml:space="preserve">Negative Marks: 0.25</w:t>
+      </w:r>
+    </w:p>
+    <w:p>
+      <w:r>
+        <w:t xml:space="preserve"/>
+      </w:r>
+    </w:p>
+    <w:p>
+      <w:r>
+        <w:t xml:space="preserve">Question: When a fire occurs in a hospital ward, the nurse should act according to the acronym</w:t>
+      </w:r>
+    </w:p>
+    <w:p>
+      <w:r>
+        <w:t xml:space="preserve">(a) RACE (Rescue, Alarm, Contain, Extinguish)</w:t>
+      </w:r>
+    </w:p>
+    <w:p>
+      <w:r>
+        <w:t xml:space="preserve">(b) ABCD</w:t>
+      </w:r>
+    </w:p>
+    <w:p>
+      <w:r>
+        <w:t xml:space="preserve">(c) SBAR</w:t>
+      </w:r>
+    </w:p>
+    <w:p>
+      <w:r>
+        <w:t xml:space="preserve">(d) SOAP</w:t>
+      </w:r>
+    </w:p>
+    <w:p>
+      <w:r>
+        <w:t xml:space="preserve">Answer: a</w:t>
+      </w:r>
+    </w:p>
+    <w:p>
+      <w:r>
+        <w:t xml:space="preserve">Solution: ✅ Correct Answer: a</w:t>
+      </w:r>
+    </w:p>
+    <w:p>
+      <w:r>
+        <w:t xml:space="preserve">🧠 Clinical Rationale: RACE guides fire response: Rescue patients in danger, sound the Alarm, Contain the fire (close doors), and Extinguish if safe — then evacuate.</w:t>
+      </w:r>
+    </w:p>
+    <w:p>
+      <w:r>
+        <w:t xml:space="preserve">❌ Why Not Other Options?</w:t>
+      </w:r>
+    </w:p>
+    <w:p>
+      <w:r>
+        <w:t xml:space="preserve">(b) — ABCD is a CPR/assessment acronym.</w:t>
+      </w:r>
+    </w:p>
+    <w:p>
+      <w:r>
+        <w:t xml:space="preserve">(c) — SBAR is a hand-off communication tool.</w:t>
+      </w:r>
+    </w:p>
+    <w:p>
+      <w:r>
+        <w:t xml:space="preserve">(d) — SOAP is a documentation format.</w:t>
+      </w:r>
+    </w:p>
+    <w:p>
+      <w:r>
+        <w:t xml:space="preserve">⚠️ Exam Trap: "Fire = RACE (Rescue, Alarm, Contain, Extinguish); use PASS (Pull, Aim, Squeeze, Sweep) with a fire extinguisher" — the two fire acronyms often appear together.</w:t>
+      </w:r>
+    </w:p>
+    <w:p>
+      <w:r>
+        <w:t xml:space="preserve">💎 PNC Pearl: "RACE to the fire: Rescue, Alarm, Contain, Extinguish — then PASS the extinguisher."</w:t>
+      </w:r>
+    </w:p>
+    <w:p>
+      <w:r>
+        <w:t xml:space="preserve">Positive Marks: 1</w:t>
+      </w:r>
+    </w:p>
+    <w:p>
+      <w:r>
+        <w:t xml:space="preserve">Negative Marks: 0.25</w:t>
       </w:r>
     </w:p>
     <w:sectPr>
       <w:pgSz w:w="12240" w:h="15840"/>
-      <w:pgMar w:top="864" w:right="1008" w:bottom="864" w:left="1008" w:header="720" w:footer="720" w:gutter="0"/>
+      <w:pgMar w:top="1440" w:right="1800" w:bottom="1440" w:left="1800" w:header="720" w:footer="720" w:gutter="0"/>
       <w:cols w:space="720"/>
       <w:docGrid w:linePitch="360"/>
     </w:sectPr>
@@ -2535,10 +2065,6 @@
     <w:name w:val="Normal"/>
     <w:qFormat/>
     <w:rsid w:val="00FC693F"/>
-    <w:rPr>
-      <w:rFonts w:ascii="Calibri" w:hAnsi="Calibri"/>
-      <w:sz w:val="22"/>
-    </w:rPr>
   </w:style>
   <w:style w:type="paragraph" w:styleId="Header">
     <w:name w:val="header"/>
